--- a/resources/folder structure and design.docx
+++ b/resources/folder structure and design.docx
@@ -1,10 +1,813 @@
 
 <file path=word/document.xml><?xml version="1.0" encoding="utf-8"?>
-<w:document xmlns:wpc="http://schemas.microsoft.com/office/word/2010/wordprocessingCanvas" xmlns:cx="http://schemas.microsoft.com/office/drawing/2014/chartex" xmlns:mc="http://schemas.openxmlformats.org/markup-compatibility/2006" xmlns:o="urn:schemas-microsoft-com:office:office" xmlns:r="http://schemas.openxmlformats.org/officeDocument/2006/relationships" xmlns:m="http://schemas.openxmlformats.org/officeDocument/2006/math" xmlns:v="urn:schemas-microsoft-com:vml" xmlns:wp14="http://schemas.microsoft.com/office/word/2010/wordprocessingDrawing" xmlns:wp="http://schemas.openxmlformats.org/drawingml/2006/wordprocessingDrawing" xmlns:w10="urn:schemas-microsoft-com:office:word" xmlns:w="http://schemas.openxmlformats.org/wordprocessingml/2006/main" xmlns:w14="http://schemas.microsoft.com/office/word/2010/wordml" xmlns:w15="http://schemas.microsoft.com/office/word/2012/wordml" xmlns:w16se="http://schemas.microsoft.com/office/word/2015/wordml/symex" xmlns:wpg="http://schemas.microsoft.com/office/word/2010/wordprocessingGroup" xmlns:wpi="http://schemas.microsoft.com/office/word/2010/wordprocessingInk" xmlns:wne="http://schemas.microsoft.com/office/word/2006/wordml" xmlns:wps="http://schemas.microsoft.com/office/word/2010/wordprocessingShape" mc:Ignorable="w14 w15 w16se wp14">
+<w:document xmlns:wpc="http://schemas.microsoft.com/office/word/2010/wordprocessingCanvas" xmlns:cx="http://schemas.microsoft.com/office/drawing/2014/chartex" xmlns:cx1="http://schemas.microsoft.com/office/drawing/2015/9/8/chartex" xmlns:cx2="http://schemas.microsoft.com/office/drawing/2015/10/21/chartex" xmlns:cx3="http://schemas.microsoft.com/office/drawing/2016/5/9/chartex" xmlns:cx4="http://schemas.microsoft.com/office/drawing/2016/5/10/chartex" xmlns:cx5="http://schemas.microsoft.com/office/drawing/2016/5/11/chartex" xmlns:cx6="http://schemas.microsoft.com/office/drawing/2016/5/12/chartex" xmlns:cx7="http://schemas.microsoft.com/office/drawing/2016/5/13/chartex" xmlns:cx8="http://schemas.microsoft.com/office/drawing/2016/5/14/chartex" xmlns:mc="http://schemas.openxmlformats.org/markup-compatibility/2006" xmlns:aink="http://schemas.microsoft.com/office/drawing/2016/ink" xmlns:am3d="http://schemas.microsoft.com/office/drawing/2017/model3d" xmlns:o="urn:schemas-microsoft-com:office:office" xmlns:oel="http://schemas.microsoft.com/office/2019/extlst" xmlns:r="http://schemas.openxmlformats.org/officeDocument/2006/relationships" xmlns:m="http://schemas.openxmlformats.org/officeDocument/2006/math" xmlns:v="urn:schemas-microsoft-com:vml" xmlns:wp14="http://schemas.microsoft.com/office/word/2010/wordprocessingDrawing" xmlns:wp="http://schemas.openxmlformats.org/drawingml/2006/wordprocessingDrawing" xmlns:w10="urn:schemas-microsoft-com:office:word" xmlns:w="http://schemas.openxmlformats.org/wordprocessingml/2006/main" xmlns:w14="http://schemas.microsoft.com/office/word/2010/wordml" xmlns:w15="http://schemas.microsoft.com/office/word/2012/wordml" xmlns:w16cei="http://schemas.microsoft.com/office/word/2026/wordml/cei" xmlns:w16cex="http://schemas.microsoft.com/office/word/2018/wordml/cex" xmlns:w16cid="http://schemas.microsoft.com/office/word/2016/wordml/cid" xmlns:w16="http://schemas.microsoft.com/office/word/2018/wordml" xmlns:w16du="http://schemas.microsoft.com/office/word/2023/wordml/word16du" xmlns:w16sdtdh="http://schemas.microsoft.com/office/word/2020/wordml/sdtdatahash" xmlns:w16sdtfl="http://schemas.microsoft.com/office/word/2024/wordml/sdtformatlock" xmlns:w16se="http://schemas.microsoft.com/office/word/2015/wordml/symex" xmlns:wpg="http://schemas.microsoft.com/office/word/2010/wordprocessingGroup" xmlns:wpi="http://schemas.microsoft.com/office/word/2010/wordprocessingInk" xmlns:wne="http://schemas.microsoft.com/office/word/2006/wordml" xmlns:wps="http://schemas.microsoft.com/office/word/2010/wordprocessingShape" mc:Ignorable="w14 w15 w16se w16cid w16 w16cex w16sdtdh w16sdtfl w16du wp14">
   <w:body>
     <w:p>
       <w:r>
-        <w:t>Project flow :1</w:t>
+        <w:t>Project folder structure :1</w:t>
+      </w:r>
+    </w:p>
+    <w:p>
+      <w:proofErr w:type="spellStart"/>
+      <w:r>
+        <w:t>com.</w:t>
+      </w:r>
+      <w:proofErr w:type="gramStart"/>
+      <w:r>
+        <w:t>example.pharmacymanagement</w:t>
+      </w:r>
+      <w:proofErr w:type="spellEnd"/>
+      <w:proofErr w:type="gramEnd"/>
+    </w:p>
+    <w:p>
+      <w:r>
+        <w:t>│</w:t>
+      </w:r>
+    </w:p>
+    <w:p>
+      <w:r>
+        <w:rPr>
+          <w:rFonts w:ascii="MS Gothic" w:eastAsia="MS Gothic" w:hAnsi="MS Gothic" w:cs="MS Gothic" w:hint="eastAsia"/>
+        </w:rPr>
+        <w:t>├</w:t>
+      </w:r>
+      <w:r>
+        <w:rPr>
+          <w:rFonts w:ascii="Calibri" w:hAnsi="Calibri" w:cs="Calibri"/>
+        </w:rPr>
+        <w:t>──</w:t>
+      </w:r>
+      <w:r>
+        <w:t xml:space="preserve"> </w:t>
+      </w:r>
+      <w:proofErr w:type="spellStart"/>
+      <w:r>
+        <w:t>api</w:t>
+      </w:r>
+      <w:proofErr w:type="spellEnd"/>
+    </w:p>
+    <w:p>
+      <w:r>
+        <w:t xml:space="preserve">│   </w:t>
+      </w:r>
+      <w:r>
+        <w:rPr>
+          <w:rFonts w:ascii="MS Gothic" w:eastAsia="MS Gothic" w:hAnsi="MS Gothic" w:cs="MS Gothic" w:hint="eastAsia"/>
+        </w:rPr>
+        <w:t>├</w:t>
+      </w:r>
+      <w:r>
+        <w:rPr>
+          <w:rFonts w:ascii="Calibri" w:hAnsi="Calibri" w:cs="Calibri"/>
+        </w:rPr>
+        <w:t>──</w:t>
+      </w:r>
+      <w:r>
+        <w:t xml:space="preserve"> ApiClient.java            </w:t>
+      </w:r>
+      <w:proofErr w:type="gramStart"/>
+      <w:r>
+        <w:t xml:space="preserve">   (</w:t>
+      </w:r>
+      <w:proofErr w:type="gramEnd"/>
+      <w:r>
+        <w:t>Retrofit Client Configuration)</w:t>
+      </w:r>
+    </w:p>
+    <w:p>
+      <w:r>
+        <w:t xml:space="preserve">│   </w:t>
+      </w:r>
+      <w:r>
+        <w:rPr>
+          <w:rFonts w:ascii="MS Gothic" w:eastAsia="MS Gothic" w:hAnsi="MS Gothic" w:cs="MS Gothic" w:hint="eastAsia"/>
+        </w:rPr>
+        <w:t>├</w:t>
+      </w:r>
+      <w:r>
+        <w:rPr>
+          <w:rFonts w:ascii="Calibri" w:hAnsi="Calibri" w:cs="Calibri"/>
+        </w:rPr>
+        <w:t>──</w:t>
+      </w:r>
+      <w:r>
+        <w:t xml:space="preserve"> ApiService.java           </w:t>
+      </w:r>
+      <w:proofErr w:type="gramStart"/>
+      <w:r>
+        <w:t xml:space="preserve">   (</w:t>
+      </w:r>
+      <w:proofErr w:type="gramEnd"/>
+      <w:r>
+        <w:t>Spring Boot Endpoint Definitions)</w:t>
+      </w:r>
+    </w:p>
+    <w:p>
+      <w:r>
+        <w:t xml:space="preserve">│   └── AuthInterceptor.java      </w:t>
+      </w:r>
+      <w:proofErr w:type="gramStart"/>
+      <w:r>
+        <w:t xml:space="preserve">   (</w:t>
+      </w:r>
+      <w:proofErr w:type="gramEnd"/>
+      <w:r>
+        <w:t>Attach JWT Bearer Token)</w:t>
+      </w:r>
+    </w:p>
+    <w:p>
+      <w:r>
+        <w:t>│</w:t>
+      </w:r>
+    </w:p>
+    <w:p>
+      <w:r>
+        <w:rPr>
+          <w:rFonts w:ascii="MS Gothic" w:eastAsia="MS Gothic" w:hAnsi="MS Gothic" w:cs="MS Gothic" w:hint="eastAsia"/>
+        </w:rPr>
+        <w:t>├</w:t>
+      </w:r>
+      <w:r>
+        <w:rPr>
+          <w:rFonts w:ascii="Calibri" w:hAnsi="Calibri" w:cs="Calibri"/>
+        </w:rPr>
+        <w:t>──</w:t>
+      </w:r>
+      <w:r>
+        <w:t xml:space="preserve"> adapter</w:t>
+      </w:r>
+    </w:p>
+    <w:p>
+      <w:r>
+        <w:t xml:space="preserve">│   </w:t>
+      </w:r>
+      <w:r>
+        <w:rPr>
+          <w:rFonts w:ascii="MS Gothic" w:eastAsia="MS Gothic" w:hAnsi="MS Gothic" w:cs="MS Gothic" w:hint="eastAsia"/>
+        </w:rPr>
+        <w:t>├</w:t>
+      </w:r>
+      <w:r>
+        <w:rPr>
+          <w:rFonts w:ascii="Calibri" w:hAnsi="Calibri" w:cs="Calibri"/>
+        </w:rPr>
+        <w:t>──</w:t>
+      </w:r>
+      <w:r>
+        <w:t xml:space="preserve"> MedicineAdapter.java      </w:t>
+      </w:r>
+      <w:proofErr w:type="gramStart"/>
+      <w:r>
+        <w:t xml:space="preserve">   (</w:t>
+      </w:r>
+      <w:proofErr w:type="spellStart"/>
+      <w:proofErr w:type="gramEnd"/>
+      <w:r>
+        <w:t>RecyclerView</w:t>
+      </w:r>
+      <w:proofErr w:type="spellEnd"/>
+      <w:r>
+        <w:t xml:space="preserve"> Adapter for Medicine Catalog)</w:t>
+      </w:r>
+    </w:p>
+    <w:p>
+      <w:r>
+        <w:t xml:space="preserve">│   </w:t>
+      </w:r>
+      <w:r>
+        <w:rPr>
+          <w:rFonts w:ascii="MS Gothic" w:eastAsia="MS Gothic" w:hAnsi="MS Gothic" w:cs="MS Gothic" w:hint="eastAsia"/>
+        </w:rPr>
+        <w:t>├</w:t>
+      </w:r>
+      <w:r>
+        <w:rPr>
+          <w:rFonts w:ascii="Calibri" w:hAnsi="Calibri" w:cs="Calibri"/>
+        </w:rPr>
+        <w:t>──</w:t>
+      </w:r>
+      <w:r>
+        <w:t xml:space="preserve"> OrderAdapter.java         </w:t>
+      </w:r>
+      <w:proofErr w:type="gramStart"/>
+      <w:r>
+        <w:t xml:space="preserve">   (</w:t>
+      </w:r>
+      <w:proofErr w:type="spellStart"/>
+      <w:proofErr w:type="gramEnd"/>
+      <w:r>
+        <w:t>RecyclerView</w:t>
+      </w:r>
+      <w:proofErr w:type="spellEnd"/>
+      <w:r>
+        <w:t xml:space="preserve"> Adapter for Recent/My Orders)</w:t>
+      </w:r>
+    </w:p>
+    <w:p>
+      <w:r>
+        <w:t xml:space="preserve">│   └── CartAdapter.java          </w:t>
+      </w:r>
+      <w:proofErr w:type="gramStart"/>
+      <w:r>
+        <w:t xml:space="preserve">   (</w:t>
+      </w:r>
+      <w:proofErr w:type="spellStart"/>
+      <w:proofErr w:type="gramEnd"/>
+      <w:r>
+        <w:t>RecyclerView</w:t>
+      </w:r>
+      <w:proofErr w:type="spellEnd"/>
+      <w:r>
+        <w:t xml:space="preserve"> Adapter for Shopping Cart Items)</w:t>
+      </w:r>
+    </w:p>
+    <w:p>
+      <w:r>
+        <w:t>│</w:t>
+      </w:r>
+    </w:p>
+    <w:p>
+      <w:r>
+        <w:rPr>
+          <w:rFonts w:ascii="MS Gothic" w:eastAsia="MS Gothic" w:hAnsi="MS Gothic" w:cs="MS Gothic" w:hint="eastAsia"/>
+        </w:rPr>
+        <w:t>├</w:t>
+      </w:r>
+      <w:r>
+        <w:rPr>
+          <w:rFonts w:ascii="Calibri" w:hAnsi="Calibri" w:cs="Calibri"/>
+        </w:rPr>
+        <w:t>──</w:t>
+      </w:r>
+      <w:r>
+        <w:t xml:space="preserve"> </w:t>
+      </w:r>
+      <w:proofErr w:type="spellStart"/>
+      <w:r>
+        <w:t>enums</w:t>
+      </w:r>
+      <w:proofErr w:type="spellEnd"/>
+    </w:p>
+    <w:p>
+      <w:r>
+        <w:t xml:space="preserve">│   </w:t>
+      </w:r>
+      <w:r>
+        <w:rPr>
+          <w:rFonts w:ascii="MS Gothic" w:eastAsia="MS Gothic" w:hAnsi="MS Gothic" w:cs="MS Gothic" w:hint="eastAsia"/>
+        </w:rPr>
+        <w:t>├</w:t>
+      </w:r>
+      <w:r>
+        <w:rPr>
+          <w:rFonts w:ascii="Calibri" w:hAnsi="Calibri" w:cs="Calibri"/>
+        </w:rPr>
+        <w:t>──</w:t>
+      </w:r>
+      <w:r>
+        <w:t xml:space="preserve"> DosageForm.java</w:t>
+      </w:r>
+    </w:p>
+    <w:p>
+      <w:r>
+        <w:t xml:space="preserve">│   </w:t>
+      </w:r>
+      <w:r>
+        <w:rPr>
+          <w:rFonts w:ascii="MS Gothic" w:eastAsia="MS Gothic" w:hAnsi="MS Gothic" w:cs="MS Gothic" w:hint="eastAsia"/>
+        </w:rPr>
+        <w:t>├</w:t>
+      </w:r>
+      <w:r>
+        <w:rPr>
+          <w:rFonts w:ascii="Calibri" w:hAnsi="Calibri" w:cs="Calibri"/>
+        </w:rPr>
+        <w:t>──</w:t>
+      </w:r>
+      <w:r>
+        <w:t xml:space="preserve"> DrugSchedule.java</w:t>
+      </w:r>
+    </w:p>
+    <w:p>
+      <w:r>
+        <w:t xml:space="preserve">│   </w:t>
+      </w:r>
+      <w:r>
+        <w:rPr>
+          <w:rFonts w:ascii="MS Gothic" w:eastAsia="MS Gothic" w:hAnsi="MS Gothic" w:cs="MS Gothic" w:hint="eastAsia"/>
+        </w:rPr>
+        <w:t>├</w:t>
+      </w:r>
+      <w:r>
+        <w:rPr>
+          <w:rFonts w:ascii="Calibri" w:hAnsi="Calibri" w:cs="Calibri"/>
+        </w:rPr>
+        <w:t>──</w:t>
+      </w:r>
+      <w:r>
+        <w:t xml:space="preserve"> OnlineOrderStatus.java</w:t>
+      </w:r>
+    </w:p>
+    <w:p>
+      <w:r>
+        <w:t>│   └── StorageCondition.java</w:t>
+      </w:r>
+    </w:p>
+    <w:p>
+      <w:r>
+        <w:t>│</w:t>
+      </w:r>
+    </w:p>
+    <w:p>
+      <w:r>
+        <w:rPr>
+          <w:rFonts w:ascii="MS Gothic" w:eastAsia="MS Gothic" w:hAnsi="MS Gothic" w:cs="MS Gothic" w:hint="eastAsia"/>
+        </w:rPr>
+        <w:t>├</w:t>
+      </w:r>
+      <w:r>
+        <w:rPr>
+          <w:rFonts w:ascii="Calibri" w:hAnsi="Calibri" w:cs="Calibri"/>
+        </w:rPr>
+        <w:t>──</w:t>
+      </w:r>
+      <w:r>
+        <w:t xml:space="preserve"> model</w:t>
+      </w:r>
+    </w:p>
+    <w:p>
+      <w:r>
+        <w:t xml:space="preserve">│   </w:t>
+      </w:r>
+      <w:r>
+        <w:rPr>
+          <w:rFonts w:ascii="MS Gothic" w:eastAsia="MS Gothic" w:hAnsi="MS Gothic" w:cs="MS Gothic" w:hint="eastAsia"/>
+        </w:rPr>
+        <w:t>├</w:t>
+      </w:r>
+      <w:r>
+        <w:rPr>
+          <w:rFonts w:ascii="Calibri" w:hAnsi="Calibri" w:cs="Calibri"/>
+        </w:rPr>
+        <w:t>──</w:t>
+      </w:r>
+      <w:r>
+        <w:t xml:space="preserve"> request</w:t>
+      </w:r>
+    </w:p>
+    <w:p>
+      <w:r>
+        <w:t xml:space="preserve">│   │   </w:t>
+      </w:r>
+      <w:r>
+        <w:rPr>
+          <w:rFonts w:ascii="MS Gothic" w:eastAsia="MS Gothic" w:hAnsi="MS Gothic" w:cs="MS Gothic" w:hint="eastAsia"/>
+        </w:rPr>
+        <w:t>├</w:t>
+      </w:r>
+      <w:r>
+        <w:rPr>
+          <w:rFonts w:ascii="Calibri" w:hAnsi="Calibri" w:cs="Calibri"/>
+        </w:rPr>
+        <w:t>──</w:t>
+      </w:r>
+      <w:r>
+        <w:t xml:space="preserve"> LoginRequest.java</w:t>
+      </w:r>
+    </w:p>
+    <w:p>
+      <w:r>
+        <w:t>│   │   └── OnlineOrderRequest.java</w:t>
+      </w:r>
+    </w:p>
+    <w:p>
+      <w:r>
+        <w:t>│   └── response</w:t>
+      </w:r>
+    </w:p>
+    <w:p>
+      <w:r>
+        <w:t xml:space="preserve">│       </w:t>
+      </w:r>
+      <w:r>
+        <w:rPr>
+          <w:rFonts w:ascii="MS Gothic" w:eastAsia="MS Gothic" w:hAnsi="MS Gothic" w:cs="MS Gothic" w:hint="eastAsia"/>
+        </w:rPr>
+        <w:t>├</w:t>
+      </w:r>
+      <w:r>
+        <w:rPr>
+          <w:rFonts w:ascii="Calibri" w:hAnsi="Calibri" w:cs="Calibri"/>
+        </w:rPr>
+        <w:t>──</w:t>
+      </w:r>
+      <w:r>
+        <w:t xml:space="preserve"> CustomerResponse.java</w:t>
+      </w:r>
+    </w:p>
+    <w:p>
+      <w:r>
+        <w:t xml:space="preserve">│       </w:t>
+      </w:r>
+      <w:r>
+        <w:rPr>
+          <w:rFonts w:ascii="MS Gothic" w:eastAsia="MS Gothic" w:hAnsi="MS Gothic" w:cs="MS Gothic" w:hint="eastAsia"/>
+        </w:rPr>
+        <w:t>├</w:t>
+      </w:r>
+      <w:r>
+        <w:rPr>
+          <w:rFonts w:ascii="Calibri" w:hAnsi="Calibri" w:cs="Calibri"/>
+        </w:rPr>
+        <w:t>──</w:t>
+      </w:r>
+      <w:r>
+        <w:t xml:space="preserve"> LoginResponse.java</w:t>
+      </w:r>
+    </w:p>
+    <w:p>
+      <w:r>
+        <w:t xml:space="preserve">│       </w:t>
+      </w:r>
+      <w:r>
+        <w:rPr>
+          <w:rFonts w:ascii="MS Gothic" w:eastAsia="MS Gothic" w:hAnsi="MS Gothic" w:cs="MS Gothic" w:hint="eastAsia"/>
+        </w:rPr>
+        <w:t>├</w:t>
+      </w:r>
+      <w:r>
+        <w:rPr>
+          <w:rFonts w:ascii="Calibri" w:hAnsi="Calibri" w:cs="Calibri"/>
+        </w:rPr>
+        <w:t>──</w:t>
+      </w:r>
+      <w:r>
+        <w:t xml:space="preserve"> MedicineResponse.java</w:t>
+      </w:r>
+    </w:p>
+    <w:p>
+      <w:r>
+        <w:t>│       └── OnlineOrderResponse.java</w:t>
+      </w:r>
+    </w:p>
+    <w:p>
+      <w:r>
+        <w:lastRenderedPageBreak/>
+        <w:t>│</w:t>
+      </w:r>
+    </w:p>
+    <w:p>
+      <w:r>
+        <w:rPr>
+          <w:rFonts w:ascii="MS Gothic" w:eastAsia="MS Gothic" w:hAnsi="MS Gothic" w:cs="MS Gothic" w:hint="eastAsia"/>
+        </w:rPr>
+        <w:t>├</w:t>
+      </w:r>
+      <w:r>
+        <w:rPr>
+          <w:rFonts w:ascii="Calibri" w:hAnsi="Calibri" w:cs="Calibri"/>
+        </w:rPr>
+        <w:t>──</w:t>
+      </w:r>
+      <w:r>
+        <w:t xml:space="preserve"> repository</w:t>
+      </w:r>
+    </w:p>
+    <w:p>
+      <w:r>
+        <w:t xml:space="preserve">│   </w:t>
+      </w:r>
+      <w:r>
+        <w:rPr>
+          <w:rFonts w:ascii="MS Gothic" w:eastAsia="MS Gothic" w:hAnsi="MS Gothic" w:cs="MS Gothic" w:hint="eastAsia"/>
+        </w:rPr>
+        <w:t>├</w:t>
+      </w:r>
+      <w:r>
+        <w:rPr>
+          <w:rFonts w:ascii="Calibri" w:hAnsi="Calibri" w:cs="Calibri"/>
+        </w:rPr>
+        <w:t>──</w:t>
+      </w:r>
+      <w:r>
+        <w:t xml:space="preserve"> AuthRepository.java</w:t>
+      </w:r>
+    </w:p>
+    <w:p>
+      <w:r>
+        <w:t xml:space="preserve">│   </w:t>
+      </w:r>
+      <w:r>
+        <w:rPr>
+          <w:rFonts w:ascii="MS Gothic" w:eastAsia="MS Gothic" w:hAnsi="MS Gothic" w:cs="MS Gothic" w:hint="eastAsia"/>
+        </w:rPr>
+        <w:t>├</w:t>
+      </w:r>
+      <w:r>
+        <w:rPr>
+          <w:rFonts w:ascii="Calibri" w:hAnsi="Calibri" w:cs="Calibri"/>
+        </w:rPr>
+        <w:t>──</w:t>
+      </w:r>
+      <w:r>
+        <w:t xml:space="preserve"> CustomerRepository.java</w:t>
+      </w:r>
+    </w:p>
+    <w:p>
+      <w:r>
+        <w:t xml:space="preserve">│   </w:t>
+      </w:r>
+      <w:r>
+        <w:rPr>
+          <w:rFonts w:ascii="MS Gothic" w:eastAsia="MS Gothic" w:hAnsi="MS Gothic" w:cs="MS Gothic" w:hint="eastAsia"/>
+        </w:rPr>
+        <w:t>├</w:t>
+      </w:r>
+      <w:r>
+        <w:rPr>
+          <w:rFonts w:ascii="Calibri" w:hAnsi="Calibri" w:cs="Calibri"/>
+        </w:rPr>
+        <w:t>──</w:t>
+      </w:r>
+      <w:r>
+        <w:t xml:space="preserve"> MedicineRepository.java</w:t>
+      </w:r>
+    </w:p>
+    <w:p>
+      <w:r>
+        <w:t>│   └── OrderRepository.java</w:t>
+      </w:r>
+    </w:p>
+    <w:p>
+      <w:r>
+        <w:t>│</w:t>
+      </w:r>
+    </w:p>
+    <w:p>
+      <w:r>
+        <w:rPr>
+          <w:rFonts w:ascii="MS Gothic" w:eastAsia="MS Gothic" w:hAnsi="MS Gothic" w:cs="MS Gothic" w:hint="eastAsia"/>
+        </w:rPr>
+        <w:t>├</w:t>
+      </w:r>
+      <w:r>
+        <w:rPr>
+          <w:rFonts w:ascii="Calibri" w:hAnsi="Calibri" w:cs="Calibri"/>
+        </w:rPr>
+        <w:t>──</w:t>
+      </w:r>
+      <w:r>
+        <w:t xml:space="preserve"> session</w:t>
+      </w:r>
+    </w:p>
+    <w:p>
+      <w:r>
+        <w:t xml:space="preserve">│   └── SessionManager.java       </w:t>
+      </w:r>
+      <w:proofErr w:type="gramStart"/>
+      <w:r>
+        <w:t xml:space="preserve">   (</w:t>
+      </w:r>
+      <w:proofErr w:type="spellStart"/>
+      <w:proofErr w:type="gramEnd"/>
+      <w:r>
+        <w:t>SharedPreferences</w:t>
+      </w:r>
+      <w:proofErr w:type="spellEnd"/>
+      <w:r>
+        <w:t xml:space="preserve"> to store User ID &amp; JWT Token)</w:t>
+      </w:r>
+    </w:p>
+    <w:p>
+      <w:r>
+        <w:t>│</w:t>
+      </w:r>
+    </w:p>
+    <w:p>
+      <w:r>
+        <w:t xml:space="preserve">└── </w:t>
+      </w:r>
+      <w:proofErr w:type="spellStart"/>
+      <w:r>
+        <w:t>ui</w:t>
+      </w:r>
+      <w:proofErr w:type="spellEnd"/>
+      <w:r>
+        <w:t xml:space="preserve">                            </w:t>
+      </w:r>
+      <w:proofErr w:type="gramStart"/>
+      <w:r>
+        <w:t xml:space="preserve">   [</w:t>
+      </w:r>
+      <w:proofErr w:type="gramEnd"/>
+      <w:r>
+        <w:rPr>
+          <w:rFonts w:ascii="Segoe UI Emoji" w:hAnsi="Segoe UI Emoji" w:cs="Segoe UI Emoji"/>
+        </w:rPr>
+        <w:t>🟢</w:t>
+      </w:r>
+      <w:r>
+        <w:t xml:space="preserve"> MODIFICATION: UI </w:t>
+      </w:r>
+      <w:proofErr w:type="spellStart"/>
+      <w:r>
+        <w:rPr>
+          <w:rFonts w:ascii="Nirmala UI" w:hAnsi="Nirmala UI" w:cs="Nirmala UI"/>
+        </w:rPr>
+        <w:t>সম্পর্কিত</w:t>
+      </w:r>
+      <w:proofErr w:type="spellEnd"/>
+      <w:r>
+        <w:t xml:space="preserve"> </w:t>
+      </w:r>
+      <w:proofErr w:type="spellStart"/>
+      <w:r>
+        <w:rPr>
+          <w:rFonts w:ascii="Nirmala UI" w:hAnsi="Nirmala UI" w:cs="Nirmala UI"/>
+        </w:rPr>
+        <w:t>সব</w:t>
+      </w:r>
+      <w:proofErr w:type="spellEnd"/>
+      <w:r>
+        <w:t xml:space="preserve"> </w:t>
+      </w:r>
+      <w:proofErr w:type="spellStart"/>
+      <w:r>
+        <w:rPr>
+          <w:rFonts w:ascii="Nirmala UI" w:hAnsi="Nirmala UI" w:cs="Nirmala UI"/>
+        </w:rPr>
+        <w:t>ফাইল</w:t>
+      </w:r>
+      <w:proofErr w:type="spellEnd"/>
+      <w:r>
+        <w:t xml:space="preserve"> </w:t>
+      </w:r>
+      <w:proofErr w:type="spellStart"/>
+      <w:r>
+        <w:rPr>
+          <w:rFonts w:ascii="Nirmala UI" w:hAnsi="Nirmala UI" w:cs="Nirmala UI"/>
+        </w:rPr>
+        <w:t>এখানে</w:t>
+      </w:r>
+      <w:proofErr w:type="spellEnd"/>
+      <w:r>
+        <w:t xml:space="preserve"> </w:t>
+      </w:r>
+      <w:proofErr w:type="spellStart"/>
+      <w:r>
+        <w:rPr>
+          <w:rFonts w:ascii="Nirmala UI" w:hAnsi="Nirmala UI" w:cs="Nirmala UI"/>
+        </w:rPr>
+        <w:t>যাবে</w:t>
+      </w:r>
+      <w:proofErr w:type="spellEnd"/>
+      <w:r>
+        <w:t>]</w:t>
+      </w:r>
+    </w:p>
+    <w:p>
+      <w:r>
+        <w:t xml:space="preserve">    </w:t>
+      </w:r>
+      <w:r>
+        <w:rPr>
+          <w:rFonts w:ascii="MS Gothic" w:eastAsia="MS Gothic" w:hAnsi="MS Gothic" w:cs="MS Gothic" w:hint="eastAsia"/>
+        </w:rPr>
+        <w:t>├</w:t>
+      </w:r>
+      <w:r>
+        <w:rPr>
+          <w:rFonts w:ascii="Calibri" w:hAnsi="Calibri" w:cs="Calibri"/>
+        </w:rPr>
+        <w:t>──</w:t>
+      </w:r>
+      <w:r>
+        <w:t xml:space="preserve"> auth</w:t>
+      </w:r>
+    </w:p>
+    <w:p>
+      <w:r>
+        <w:t xml:space="preserve">    │   └── LoginActivity.java</w:t>
+      </w:r>
+    </w:p>
+    <w:p>
+      <w:r>
+        <w:t xml:space="preserve">    </w:t>
+      </w:r>
+      <w:r>
+        <w:rPr>
+          <w:rFonts w:ascii="MS Gothic" w:eastAsia="MS Gothic" w:hAnsi="MS Gothic" w:cs="MS Gothic" w:hint="eastAsia"/>
+        </w:rPr>
+        <w:t>├</w:t>
+      </w:r>
+      <w:r>
+        <w:rPr>
+          <w:rFonts w:ascii="Calibri" w:hAnsi="Calibri" w:cs="Calibri"/>
+        </w:rPr>
+        <w:t>──</w:t>
+      </w:r>
+      <w:r>
+        <w:t xml:space="preserve"> dashboard</w:t>
+      </w:r>
+    </w:p>
+    <w:p>
+      <w:r>
+        <w:t xml:space="preserve">    │   └── CustomerDashboardActivity.java</w:t>
+      </w:r>
+    </w:p>
+    <w:p>
+      <w:r>
+        <w:t xml:space="preserve">    </w:t>
+      </w:r>
+      <w:r>
+        <w:rPr>
+          <w:rFonts w:ascii="MS Gothic" w:eastAsia="MS Gothic" w:hAnsi="MS Gothic" w:cs="MS Gothic" w:hint="eastAsia"/>
+        </w:rPr>
+        <w:t>├</w:t>
+      </w:r>
+      <w:r>
+        <w:rPr>
+          <w:rFonts w:ascii="Calibri" w:hAnsi="Calibri" w:cs="Calibri"/>
+        </w:rPr>
+        <w:t>──</w:t>
+      </w:r>
+      <w:r>
+        <w:t xml:space="preserve"> medicine</w:t>
+      </w:r>
+    </w:p>
+    <w:p>
+      <w:r>
+        <w:t xml:space="preserve">    │   └── MedicineListActivity.java</w:t>
+      </w:r>
+    </w:p>
+    <w:p>
+      <w:r>
+        <w:t xml:space="preserve">    </w:t>
+      </w:r>
+      <w:r>
+        <w:rPr>
+          <w:rFonts w:ascii="MS Gothic" w:eastAsia="MS Gothic" w:hAnsi="MS Gothic" w:cs="MS Gothic" w:hint="eastAsia"/>
+        </w:rPr>
+        <w:t>├</w:t>
+      </w:r>
+      <w:r>
+        <w:rPr>
+          <w:rFonts w:ascii="Calibri" w:hAnsi="Calibri" w:cs="Calibri"/>
+        </w:rPr>
+        <w:t>──</w:t>
+      </w:r>
+      <w:r>
+        <w:t xml:space="preserve"> cart</w:t>
+      </w:r>
+    </w:p>
+    <w:p>
+      <w:r>
+        <w:t xml:space="preserve">    │   └── CartActivity.java</w:t>
+      </w:r>
+    </w:p>
+    <w:p>
+      <w:r>
+        <w:t xml:space="preserve">         </w:t>
+      </w:r>
+      <w:r>
+        <w:t>└── C</w:t>
+      </w:r>
+      <w:r>
+        <w:t>heckout</w:t>
+      </w:r>
+      <w:r>
+        <w:t>Activity.java</w:t>
+      </w:r>
+    </w:p>
+    <w:p>
+      <w:r>
+        <w:t xml:space="preserve">    └── order</w:t>
+      </w:r>
+    </w:p>
+    <w:p>
+      <w:r>
+        <w:t xml:space="preserve">        └── OrderHistoryActivity.java</w:t>
+      </w:r>
+    </w:p>
+    <w:p/>
+    <w:p/>
+    <w:p/>
+    <w:p/>
+    <w:p/>
+    <w:p/>
+    <w:p/>
+    <w:p>
+      <w:r>
+        <w:t>Project f</w:t>
+      </w:r>
+      <w:r>
+        <w:t>older structure</w:t>
+      </w:r>
+      <w:r>
+        <w:t xml:space="preserve"> :</w:t>
+      </w:r>
+      <w:r>
+        <w:t>2</w:t>
       </w:r>
     </w:p>
     <w:p>
@@ -223,11 +1026,31 @@
         <w:t>──</w:t>
       </w:r>
       <w:r>
+        <w:t xml:space="preserve"> auth</w:t>
+      </w:r>
+    </w:p>
+    <w:p>
+      <w:r>
+        <w:t xml:space="preserve">│       │   │   </w:t>
+      </w:r>
+      <w:r>
+        <w:rPr>
+          <w:rFonts w:ascii="Arial" w:hAnsi="Arial" w:cs="Arial"/>
+        </w:rPr>
+        <w:t>├</w:t>
+      </w:r>
+      <w:r>
+        <w:rPr>
+          <w:rFonts w:ascii="Calibri" w:hAnsi="Calibri" w:cs="Calibri"/>
+        </w:rPr>
+        <w:t>──</w:t>
+      </w:r>
+      <w:r>
         <w:t xml:space="preserve"> </w:t>
       </w:r>
       <w:proofErr w:type="spellStart"/>
       <w:r>
-        <w:t>auth</w:t>
+        <w:t>LoginRequest.kt</w:t>
       </w:r>
       <w:proofErr w:type="spellEnd"/>
     </w:p>
@@ -252,9 +1075,44 @@
       </w:r>
       <w:proofErr w:type="spellStart"/>
       <w:r>
-        <w:t>LoginRequest.kt</w:t>
-      </w:r>
-      <w:proofErr w:type="spellEnd"/>
+        <w:t>LoginResponse.kt</w:t>
+      </w:r>
+      <w:proofErr w:type="spellEnd"/>
+    </w:p>
+    <w:p>
+      <w:r>
+        <w:t xml:space="preserve">│       │   │   └── </w:t>
+      </w:r>
+      <w:proofErr w:type="spellStart"/>
+      <w:r>
+        <w:t>UserResponse.kt</w:t>
+      </w:r>
+      <w:proofErr w:type="spellEnd"/>
+    </w:p>
+    <w:p>
+      <w:r>
+        <w:t>│       │   │</w:t>
+      </w:r>
+    </w:p>
+    <w:p>
+      <w:r>
+        <w:t xml:space="preserve">│       │   </w:t>
+      </w:r>
+      <w:r>
+        <w:rPr>
+          <w:rFonts w:ascii="Arial" w:hAnsi="Arial" w:cs="Arial"/>
+        </w:rPr>
+        <w:t>├</w:t>
+      </w:r>
+      <w:r>
+        <w:rPr>
+          <w:rFonts w:ascii="Calibri" w:hAnsi="Calibri" w:cs="Calibri"/>
+        </w:rPr>
+        <w:t>──</w:t>
+      </w:r>
+      <w:r>
+        <w:t xml:space="preserve"> medicine</w:t>
+      </w:r>
     </w:p>
     <w:p>
       <w:r>
@@ -277,7 +1135,57 @@
       </w:r>
       <w:proofErr w:type="spellStart"/>
       <w:r>
-        <w:t>LoginResponse.kt</w:t>
+        <w:t>Medicine.kt</w:t>
+      </w:r>
+      <w:proofErr w:type="spellEnd"/>
+    </w:p>
+    <w:p>
+      <w:r>
+        <w:t xml:space="preserve">│       │   │   </w:t>
+      </w:r>
+      <w:r>
+        <w:rPr>
+          <w:rFonts w:ascii="Arial" w:hAnsi="Arial" w:cs="Arial"/>
+        </w:rPr>
+        <w:t>├</w:t>
+      </w:r>
+      <w:r>
+        <w:rPr>
+          <w:rFonts w:ascii="Calibri" w:hAnsi="Calibri" w:cs="Calibri"/>
+        </w:rPr>
+        <w:t>──</w:t>
+      </w:r>
+      <w:r>
+        <w:t xml:space="preserve"> </w:t>
+      </w:r>
+      <w:proofErr w:type="spellStart"/>
+      <w:r>
+        <w:t>MedicineCategory.kt</w:t>
+      </w:r>
+      <w:proofErr w:type="spellEnd"/>
+    </w:p>
+    <w:p>
+      <w:r>
+        <w:t xml:space="preserve">│       │   │   </w:t>
+      </w:r>
+      <w:r>
+        <w:rPr>
+          <w:rFonts w:ascii="Arial" w:hAnsi="Arial" w:cs="Arial"/>
+        </w:rPr>
+        <w:t>├</w:t>
+      </w:r>
+      <w:r>
+        <w:rPr>
+          <w:rFonts w:ascii="Calibri" w:hAnsi="Calibri" w:cs="Calibri"/>
+        </w:rPr>
+        <w:t>──</w:t>
+      </w:r>
+      <w:r>
+        <w:t xml:space="preserve"> </w:t>
+      </w:r>
+      <w:proofErr w:type="spellStart"/>
+      <w:r>
+        <w:t>GenericMedicine.kt</w:t>
       </w:r>
       <w:proofErr w:type="spellEnd"/>
     </w:p>
@@ -287,1060 +1195,13 @@
       </w:r>
       <w:proofErr w:type="spellStart"/>
       <w:r>
-        <w:t>UserResponse.kt</w:t>
+        <w:t>MedicineBatch.kt</w:t>
       </w:r>
       <w:proofErr w:type="spellEnd"/>
     </w:p>
     <w:p>
       <w:r>
         <w:t>│       │   │</w:t>
-      </w:r>
-    </w:p>
-    <w:p>
-      <w:r>
-        <w:t xml:space="preserve">│       │   </w:t>
-      </w:r>
-      <w:r>
-        <w:rPr>
-          <w:rFonts w:ascii="Arial" w:hAnsi="Arial" w:cs="Arial"/>
-        </w:rPr>
-        <w:t>├</w:t>
-      </w:r>
-      <w:r>
-        <w:rPr>
-          <w:rFonts w:ascii="Calibri" w:hAnsi="Calibri" w:cs="Calibri"/>
-        </w:rPr>
-        <w:t>──</w:t>
-      </w:r>
-      <w:r>
-        <w:t xml:space="preserve"> medicine</w:t>
-      </w:r>
-    </w:p>
-    <w:p>
-      <w:r>
-        <w:t xml:space="preserve">│       │   │   </w:t>
-      </w:r>
-      <w:r>
-        <w:rPr>
-          <w:rFonts w:ascii="Arial" w:hAnsi="Arial" w:cs="Arial"/>
-        </w:rPr>
-        <w:t>├</w:t>
-      </w:r>
-      <w:r>
-        <w:rPr>
-          <w:rFonts w:ascii="Calibri" w:hAnsi="Calibri" w:cs="Calibri"/>
-        </w:rPr>
-        <w:t>──</w:t>
-      </w:r>
-      <w:r>
-        <w:t xml:space="preserve"> </w:t>
-      </w:r>
-      <w:proofErr w:type="spellStart"/>
-      <w:r>
-        <w:t>Medicine.kt</w:t>
-      </w:r>
-      <w:proofErr w:type="spellEnd"/>
-    </w:p>
-    <w:p>
-      <w:r>
-        <w:t xml:space="preserve">│       │   │   </w:t>
-      </w:r>
-      <w:r>
-        <w:rPr>
-          <w:rFonts w:ascii="Arial" w:hAnsi="Arial" w:cs="Arial"/>
-        </w:rPr>
-        <w:t>├</w:t>
-      </w:r>
-      <w:r>
-        <w:rPr>
-          <w:rFonts w:ascii="Calibri" w:hAnsi="Calibri" w:cs="Calibri"/>
-        </w:rPr>
-        <w:t>──</w:t>
-      </w:r>
-      <w:r>
-        <w:t xml:space="preserve"> </w:t>
-      </w:r>
-      <w:proofErr w:type="spellStart"/>
-      <w:r>
-        <w:t>MedicineCategory.kt</w:t>
-      </w:r>
-      <w:proofErr w:type="spellEnd"/>
-    </w:p>
-    <w:p>
-      <w:r>
-        <w:t xml:space="preserve">│       │   │   </w:t>
-      </w:r>
-      <w:r>
-        <w:rPr>
-          <w:rFonts w:ascii="Arial" w:hAnsi="Arial" w:cs="Arial"/>
-        </w:rPr>
-        <w:t>├</w:t>
-      </w:r>
-      <w:r>
-        <w:rPr>
-          <w:rFonts w:ascii="Calibri" w:hAnsi="Calibri" w:cs="Calibri"/>
-        </w:rPr>
-        <w:t>──</w:t>
-      </w:r>
-      <w:r>
-        <w:t xml:space="preserve"> </w:t>
-      </w:r>
-      <w:proofErr w:type="spellStart"/>
-      <w:r>
-        <w:t>GenericMedicine.kt</w:t>
-      </w:r>
-      <w:proofErr w:type="spellEnd"/>
-    </w:p>
-    <w:p>
-      <w:r>
-        <w:t xml:space="preserve">│       │   │   └── </w:t>
-      </w:r>
-      <w:proofErr w:type="spellStart"/>
-      <w:r>
-        <w:t>MedicineBatch.kt</w:t>
-      </w:r>
-      <w:proofErr w:type="spellEnd"/>
-    </w:p>
-    <w:p>
-      <w:r>
-        <w:t>│       │   │</w:t>
-      </w:r>
-    </w:p>
-    <w:p>
-      <w:r>
-        <w:t xml:space="preserve">│       │   </w:t>
-      </w:r>
-      <w:r>
-        <w:rPr>
-          <w:rFonts w:ascii="Arial" w:hAnsi="Arial" w:cs="Arial"/>
-        </w:rPr>
-        <w:t>├</w:t>
-      </w:r>
-      <w:r>
-        <w:rPr>
-          <w:rFonts w:ascii="Calibri" w:hAnsi="Calibri" w:cs="Calibri"/>
-        </w:rPr>
-        <w:t>──</w:t>
-      </w:r>
-      <w:r>
-        <w:t xml:space="preserve"> cart</w:t>
-      </w:r>
-    </w:p>
-    <w:p>
-      <w:r>
-        <w:lastRenderedPageBreak/>
-        <w:t xml:space="preserve">│       │   │   </w:t>
-      </w:r>
-      <w:r>
-        <w:rPr>
-          <w:rFonts w:ascii="Arial" w:hAnsi="Arial" w:cs="Arial"/>
-        </w:rPr>
-        <w:t>├</w:t>
-      </w:r>
-      <w:r>
-        <w:rPr>
-          <w:rFonts w:ascii="Calibri" w:hAnsi="Calibri" w:cs="Calibri"/>
-        </w:rPr>
-        <w:t>──</w:t>
-      </w:r>
-      <w:r>
-        <w:t xml:space="preserve"> </w:t>
-      </w:r>
-      <w:proofErr w:type="spellStart"/>
-      <w:r>
-        <w:t>CartItem.kt</w:t>
-      </w:r>
-      <w:proofErr w:type="spellEnd"/>
-    </w:p>
-    <w:p>
-      <w:r>
-        <w:t xml:space="preserve">│       │   │   └── </w:t>
-      </w:r>
-      <w:proofErr w:type="spellStart"/>
-      <w:r>
-        <w:t>CartResponse.kt</w:t>
-      </w:r>
-      <w:proofErr w:type="spellEnd"/>
-    </w:p>
-    <w:p>
-      <w:r>
-        <w:t>│       │   │</w:t>
-      </w:r>
-    </w:p>
-    <w:p>
-      <w:r>
-        <w:t xml:space="preserve">│       │   </w:t>
-      </w:r>
-      <w:r>
-        <w:rPr>
-          <w:rFonts w:ascii="Arial" w:hAnsi="Arial" w:cs="Arial"/>
-        </w:rPr>
-        <w:t>├</w:t>
-      </w:r>
-      <w:r>
-        <w:rPr>
-          <w:rFonts w:ascii="Calibri" w:hAnsi="Calibri" w:cs="Calibri"/>
-        </w:rPr>
-        <w:t>──</w:t>
-      </w:r>
-      <w:r>
-        <w:t xml:space="preserve"> order</w:t>
-      </w:r>
-    </w:p>
-    <w:p>
-      <w:r>
-        <w:t xml:space="preserve">│       │   │   </w:t>
-      </w:r>
-      <w:r>
-        <w:rPr>
-          <w:rFonts w:ascii="Arial" w:hAnsi="Arial" w:cs="Arial"/>
-        </w:rPr>
-        <w:t>├</w:t>
-      </w:r>
-      <w:r>
-        <w:rPr>
-          <w:rFonts w:ascii="Calibri" w:hAnsi="Calibri" w:cs="Calibri"/>
-        </w:rPr>
-        <w:t>──</w:t>
-      </w:r>
-      <w:r>
-        <w:t xml:space="preserve"> </w:t>
-      </w:r>
-      <w:proofErr w:type="spellStart"/>
-      <w:r>
-        <w:t>Order.kt</w:t>
-      </w:r>
-      <w:proofErr w:type="spellEnd"/>
-    </w:p>
-    <w:p>
-      <w:r>
-        <w:t xml:space="preserve">│       │   │   </w:t>
-      </w:r>
-      <w:r>
-        <w:rPr>
-          <w:rFonts w:ascii="Arial" w:hAnsi="Arial" w:cs="Arial"/>
-        </w:rPr>
-        <w:t>├</w:t>
-      </w:r>
-      <w:r>
-        <w:rPr>
-          <w:rFonts w:ascii="Calibri" w:hAnsi="Calibri" w:cs="Calibri"/>
-        </w:rPr>
-        <w:t>──</w:t>
-      </w:r>
-      <w:r>
-        <w:t xml:space="preserve"> </w:t>
-      </w:r>
-      <w:proofErr w:type="spellStart"/>
-      <w:r>
-        <w:t>OrderItem.kt</w:t>
-      </w:r>
-      <w:proofErr w:type="spellEnd"/>
-    </w:p>
-    <w:p>
-      <w:r>
-        <w:t xml:space="preserve">│       │   │   </w:t>
-      </w:r>
-      <w:r>
-        <w:rPr>
-          <w:rFonts w:ascii="Arial" w:hAnsi="Arial" w:cs="Arial"/>
-        </w:rPr>
-        <w:t>├</w:t>
-      </w:r>
-      <w:r>
-        <w:rPr>
-          <w:rFonts w:ascii="Calibri" w:hAnsi="Calibri" w:cs="Calibri"/>
-        </w:rPr>
-        <w:t>──</w:t>
-      </w:r>
-      <w:r>
-        <w:t xml:space="preserve"> </w:t>
-      </w:r>
-      <w:proofErr w:type="spellStart"/>
-      <w:r>
-        <w:t>OrderRequest.kt</w:t>
-      </w:r>
-      <w:proofErr w:type="spellEnd"/>
-    </w:p>
-    <w:p>
-      <w:r>
-        <w:t xml:space="preserve">│       │   │   └── </w:t>
-      </w:r>
-      <w:proofErr w:type="spellStart"/>
-      <w:r>
-        <w:t>OrderResponse.kt</w:t>
-      </w:r>
-      <w:proofErr w:type="spellEnd"/>
-    </w:p>
-    <w:p>
-      <w:r>
-        <w:t>│       │   │</w:t>
-      </w:r>
-    </w:p>
-    <w:p>
-      <w:r>
-        <w:t xml:space="preserve">│       │   </w:t>
-      </w:r>
-      <w:r>
-        <w:rPr>
-          <w:rFonts w:ascii="Arial" w:hAnsi="Arial" w:cs="Arial"/>
-        </w:rPr>
-        <w:t>├</w:t>
-      </w:r>
-      <w:r>
-        <w:rPr>
-          <w:rFonts w:ascii="Calibri" w:hAnsi="Calibri" w:cs="Calibri"/>
-        </w:rPr>
-        <w:t>──</w:t>
-      </w:r>
-      <w:r>
-        <w:t xml:space="preserve"> prescription</w:t>
-      </w:r>
-    </w:p>
-    <w:p>
-      <w:r>
-        <w:t xml:space="preserve">│       │   │   </w:t>
-      </w:r>
-      <w:r>
-        <w:rPr>
-          <w:rFonts w:ascii="Arial" w:hAnsi="Arial" w:cs="Arial"/>
-        </w:rPr>
-        <w:t>├</w:t>
-      </w:r>
-      <w:r>
-        <w:rPr>
-          <w:rFonts w:ascii="Calibri" w:hAnsi="Calibri" w:cs="Calibri"/>
-        </w:rPr>
-        <w:t>──</w:t>
-      </w:r>
-      <w:r>
-        <w:t xml:space="preserve"> </w:t>
-      </w:r>
-      <w:proofErr w:type="spellStart"/>
-      <w:r>
-        <w:t>Prescription.kt</w:t>
-      </w:r>
-      <w:proofErr w:type="spellEnd"/>
-    </w:p>
-    <w:p>
-      <w:r>
-        <w:t xml:space="preserve">│       │   │   └── </w:t>
-      </w:r>
-      <w:proofErr w:type="spellStart"/>
-      <w:r>
-        <w:t>PrescriptionUploadRequest.kt</w:t>
-      </w:r>
-      <w:proofErr w:type="spellEnd"/>
-    </w:p>
-    <w:p>
-      <w:r>
-        <w:t>│       │   │</w:t>
-      </w:r>
-    </w:p>
-    <w:p>
-      <w:r>
-        <w:t xml:space="preserve">│       │   </w:t>
-      </w:r>
-      <w:r>
-        <w:rPr>
-          <w:rFonts w:ascii="Arial" w:hAnsi="Arial" w:cs="Arial"/>
-        </w:rPr>
-        <w:t>├</w:t>
-      </w:r>
-      <w:r>
-        <w:rPr>
-          <w:rFonts w:ascii="Calibri" w:hAnsi="Calibri" w:cs="Calibri"/>
-        </w:rPr>
-        <w:t>──</w:t>
-      </w:r>
-      <w:r>
-        <w:t xml:space="preserve"> customer</w:t>
-      </w:r>
-    </w:p>
-    <w:p>
-      <w:r>
-        <w:t xml:space="preserve">│       │   │   </w:t>
-      </w:r>
-      <w:r>
-        <w:rPr>
-          <w:rFonts w:ascii="Arial" w:hAnsi="Arial" w:cs="Arial"/>
-        </w:rPr>
-        <w:t>├</w:t>
-      </w:r>
-      <w:r>
-        <w:rPr>
-          <w:rFonts w:ascii="Calibri" w:hAnsi="Calibri" w:cs="Calibri"/>
-        </w:rPr>
-        <w:t>──</w:t>
-      </w:r>
-      <w:r>
-        <w:t xml:space="preserve"> </w:t>
-      </w:r>
-      <w:proofErr w:type="spellStart"/>
-      <w:r>
-        <w:t>Customer.kt</w:t>
-      </w:r>
-      <w:proofErr w:type="spellEnd"/>
-    </w:p>
-    <w:p>
-      <w:r>
-        <w:t xml:space="preserve">│       │   │   </w:t>
-      </w:r>
-      <w:r>
-        <w:rPr>
-          <w:rFonts w:ascii="Arial" w:hAnsi="Arial" w:cs="Arial"/>
-        </w:rPr>
-        <w:t>├</w:t>
-      </w:r>
-      <w:r>
-        <w:rPr>
-          <w:rFonts w:ascii="Calibri" w:hAnsi="Calibri" w:cs="Calibri"/>
-        </w:rPr>
-        <w:t>──</w:t>
-      </w:r>
-      <w:r>
-        <w:t xml:space="preserve"> </w:t>
-      </w:r>
-      <w:proofErr w:type="spellStart"/>
-      <w:r>
-        <w:t>Address.kt</w:t>
-      </w:r>
-      <w:proofErr w:type="spellEnd"/>
-    </w:p>
-    <w:p>
-      <w:r>
-        <w:t xml:space="preserve">│       │   │   └── </w:t>
-      </w:r>
-      <w:proofErr w:type="spellStart"/>
-      <w:r>
-        <w:t>ProfileUpdateRequest.kt</w:t>
-      </w:r>
-      <w:proofErr w:type="spellEnd"/>
-    </w:p>
-    <w:p>
-      <w:r>
-        <w:t>│       │   │</w:t>
-      </w:r>
-    </w:p>
-    <w:p>
-      <w:r>
-        <w:t>│       │   └── common</w:t>
-      </w:r>
-    </w:p>
-    <w:p>
-      <w:r>
-        <w:t xml:space="preserve">│       │       </w:t>
-      </w:r>
-      <w:r>
-        <w:rPr>
-          <w:rFonts w:ascii="Arial" w:hAnsi="Arial" w:cs="Arial"/>
-        </w:rPr>
-        <w:t>├</w:t>
-      </w:r>
-      <w:r>
-        <w:rPr>
-          <w:rFonts w:ascii="Calibri" w:hAnsi="Calibri" w:cs="Calibri"/>
-        </w:rPr>
-        <w:t>──</w:t>
-      </w:r>
-      <w:r>
-        <w:t xml:space="preserve"> </w:t>
-      </w:r>
-      <w:proofErr w:type="spellStart"/>
-      <w:r>
-        <w:t>ApiResponse.kt</w:t>
-      </w:r>
-      <w:proofErr w:type="spellEnd"/>
-    </w:p>
-    <w:p>
-      <w:r>
-        <w:t xml:space="preserve">│       │       └── </w:t>
-      </w:r>
-      <w:proofErr w:type="spellStart"/>
-      <w:r>
-        <w:t>ErrorResponse.kt</w:t>
-      </w:r>
-      <w:proofErr w:type="spellEnd"/>
-    </w:p>
-    <w:p>
-      <w:r>
-        <w:t>│       │</w:t>
-      </w:r>
-    </w:p>
-    <w:p>
-      <w:r>
-        <w:t xml:space="preserve">│       </w:t>
-      </w:r>
-      <w:r>
-        <w:rPr>
-          <w:rFonts w:ascii="Arial" w:hAnsi="Arial" w:cs="Arial"/>
-        </w:rPr>
-        <w:t>├</w:t>
-      </w:r>
-      <w:r>
-        <w:rPr>
-          <w:rFonts w:ascii="Calibri" w:hAnsi="Calibri" w:cs="Calibri"/>
-        </w:rPr>
-        <w:t>──</w:t>
-      </w:r>
-      <w:r>
-        <w:t xml:space="preserve"> repository</w:t>
-      </w:r>
-    </w:p>
-    <w:p>
-      <w:r>
-        <w:t xml:space="preserve">│       │   </w:t>
-      </w:r>
-      <w:r>
-        <w:rPr>
-          <w:rFonts w:ascii="Arial" w:hAnsi="Arial" w:cs="Arial"/>
-        </w:rPr>
-        <w:t>├</w:t>
-      </w:r>
-      <w:r>
-        <w:rPr>
-          <w:rFonts w:ascii="Calibri" w:hAnsi="Calibri" w:cs="Calibri"/>
-        </w:rPr>
-        <w:t>──</w:t>
-      </w:r>
-      <w:r>
-        <w:t xml:space="preserve"> </w:t>
-      </w:r>
-      <w:proofErr w:type="spellStart"/>
-      <w:r>
-        <w:t>AuthRepository.kt</w:t>
-      </w:r>
-      <w:proofErr w:type="spellEnd"/>
-    </w:p>
-    <w:p>
-      <w:r>
-        <w:t xml:space="preserve">│       │   </w:t>
-      </w:r>
-      <w:r>
-        <w:rPr>
-          <w:rFonts w:ascii="Arial" w:hAnsi="Arial" w:cs="Arial"/>
-        </w:rPr>
-        <w:t>├</w:t>
-      </w:r>
-      <w:r>
-        <w:rPr>
-          <w:rFonts w:ascii="Calibri" w:hAnsi="Calibri" w:cs="Calibri"/>
-        </w:rPr>
-        <w:t>──</w:t>
-      </w:r>
-      <w:r>
-        <w:t xml:space="preserve"> </w:t>
-      </w:r>
-      <w:proofErr w:type="spellStart"/>
-      <w:r>
-        <w:t>MedicineRepository.kt</w:t>
-      </w:r>
-      <w:proofErr w:type="spellEnd"/>
-    </w:p>
-    <w:p>
-      <w:r>
-        <w:t xml:space="preserve">│       │   </w:t>
-      </w:r>
-      <w:r>
-        <w:rPr>
-          <w:rFonts w:ascii="Arial" w:hAnsi="Arial" w:cs="Arial"/>
-        </w:rPr>
-        <w:t>├</w:t>
-      </w:r>
-      <w:r>
-        <w:rPr>
-          <w:rFonts w:ascii="Calibri" w:hAnsi="Calibri" w:cs="Calibri"/>
-        </w:rPr>
-        <w:t>──</w:t>
-      </w:r>
-      <w:r>
-        <w:t xml:space="preserve"> </w:t>
-      </w:r>
-      <w:proofErr w:type="spellStart"/>
-      <w:r>
-        <w:t>CartRepository.kt</w:t>
-      </w:r>
-      <w:proofErr w:type="spellEnd"/>
-    </w:p>
-    <w:p>
-      <w:r>
-        <w:t xml:space="preserve">│       │   </w:t>
-      </w:r>
-      <w:r>
-        <w:rPr>
-          <w:rFonts w:ascii="Arial" w:hAnsi="Arial" w:cs="Arial"/>
-        </w:rPr>
-        <w:t>├</w:t>
-      </w:r>
-      <w:r>
-        <w:rPr>
-          <w:rFonts w:ascii="Calibri" w:hAnsi="Calibri" w:cs="Calibri"/>
-        </w:rPr>
-        <w:t>──</w:t>
-      </w:r>
-      <w:r>
-        <w:t xml:space="preserve"> </w:t>
-      </w:r>
-      <w:proofErr w:type="spellStart"/>
-      <w:r>
-        <w:t>OrderRepository.kt</w:t>
-      </w:r>
-      <w:proofErr w:type="spellEnd"/>
-    </w:p>
-    <w:p>
-      <w:r>
-        <w:t xml:space="preserve">│       │   </w:t>
-      </w:r>
-      <w:r>
-        <w:rPr>
-          <w:rFonts w:ascii="Arial" w:hAnsi="Arial" w:cs="Arial"/>
-        </w:rPr>
-        <w:t>├</w:t>
-      </w:r>
-      <w:r>
-        <w:rPr>
-          <w:rFonts w:ascii="Calibri" w:hAnsi="Calibri" w:cs="Calibri"/>
-        </w:rPr>
-        <w:t>──</w:t>
-      </w:r>
-      <w:r>
-        <w:t xml:space="preserve"> </w:t>
-      </w:r>
-      <w:proofErr w:type="spellStart"/>
-      <w:r>
-        <w:t>PrescriptionRepository.kt</w:t>
-      </w:r>
-      <w:proofErr w:type="spellEnd"/>
-    </w:p>
-    <w:p>
-      <w:r>
-        <w:t xml:space="preserve">│       │   └── </w:t>
-      </w:r>
-      <w:proofErr w:type="spellStart"/>
-      <w:r>
-        <w:t>CustomerRepository.kt</w:t>
-      </w:r>
-      <w:proofErr w:type="spellEnd"/>
-    </w:p>
-    <w:p>
-      <w:r>
-        <w:lastRenderedPageBreak/>
-        <w:t>│       │</w:t>
-      </w:r>
-    </w:p>
-    <w:p>
-      <w:r>
-        <w:t xml:space="preserve">│       </w:t>
-      </w:r>
-      <w:r>
-        <w:rPr>
-          <w:rFonts w:ascii="Arial" w:hAnsi="Arial" w:cs="Arial"/>
-        </w:rPr>
-        <w:t>├</w:t>
-      </w:r>
-      <w:r>
-        <w:rPr>
-          <w:rFonts w:ascii="Calibri" w:hAnsi="Calibri" w:cs="Calibri"/>
-        </w:rPr>
-        <w:t>──</w:t>
-      </w:r>
-      <w:r>
-        <w:t xml:space="preserve"> session</w:t>
-      </w:r>
-    </w:p>
-    <w:p>
-      <w:r>
-        <w:t xml:space="preserve">│       │   └── </w:t>
-      </w:r>
-      <w:proofErr w:type="spellStart"/>
-      <w:r>
-        <w:t>SessionManager.kt</w:t>
-      </w:r>
-      <w:proofErr w:type="spellEnd"/>
-    </w:p>
-    <w:p>
-      <w:r>
-        <w:t>│       │</w:t>
-      </w:r>
-    </w:p>
-    <w:p>
-      <w:r>
-        <w:t xml:space="preserve">│       </w:t>
-      </w:r>
-      <w:r>
-        <w:rPr>
-          <w:rFonts w:ascii="Arial" w:hAnsi="Arial" w:cs="Arial"/>
-        </w:rPr>
-        <w:t>├</w:t>
-      </w:r>
-      <w:r>
-        <w:rPr>
-          <w:rFonts w:ascii="Calibri" w:hAnsi="Calibri" w:cs="Calibri"/>
-        </w:rPr>
-        <w:t>──</w:t>
-      </w:r>
-      <w:r>
-        <w:t xml:space="preserve"> adapter</w:t>
-      </w:r>
-    </w:p>
-    <w:p>
-      <w:r>
-        <w:t xml:space="preserve">│       │   </w:t>
-      </w:r>
-      <w:r>
-        <w:rPr>
-          <w:rFonts w:ascii="Arial" w:hAnsi="Arial" w:cs="Arial"/>
-        </w:rPr>
-        <w:t>├</w:t>
-      </w:r>
-      <w:r>
-        <w:rPr>
-          <w:rFonts w:ascii="Calibri" w:hAnsi="Calibri" w:cs="Calibri"/>
-        </w:rPr>
-        <w:t>──</w:t>
-      </w:r>
-      <w:r>
-        <w:t xml:space="preserve"> </w:t>
-      </w:r>
-      <w:proofErr w:type="spellStart"/>
-      <w:r>
-        <w:t>MedicineAdapter.kt</w:t>
-      </w:r>
-      <w:proofErr w:type="spellEnd"/>
-    </w:p>
-    <w:p>
-      <w:r>
-        <w:t xml:space="preserve">│       │   </w:t>
-      </w:r>
-      <w:r>
-        <w:rPr>
-          <w:rFonts w:ascii="Arial" w:hAnsi="Arial" w:cs="Arial"/>
-        </w:rPr>
-        <w:t>├</w:t>
-      </w:r>
-      <w:r>
-        <w:rPr>
-          <w:rFonts w:ascii="Calibri" w:hAnsi="Calibri" w:cs="Calibri"/>
-        </w:rPr>
-        <w:t>──</w:t>
-      </w:r>
-      <w:r>
-        <w:t xml:space="preserve"> </w:t>
-      </w:r>
-      <w:proofErr w:type="spellStart"/>
-      <w:r>
-        <w:t>CategoryAdapter.kt</w:t>
-      </w:r>
-      <w:proofErr w:type="spellEnd"/>
-    </w:p>
-    <w:p>
-      <w:r>
-        <w:t xml:space="preserve">│       │   </w:t>
-      </w:r>
-      <w:r>
-        <w:rPr>
-          <w:rFonts w:ascii="Arial" w:hAnsi="Arial" w:cs="Arial"/>
-        </w:rPr>
-        <w:t>├</w:t>
-      </w:r>
-      <w:r>
-        <w:rPr>
-          <w:rFonts w:ascii="Calibri" w:hAnsi="Calibri" w:cs="Calibri"/>
-        </w:rPr>
-        <w:t>──</w:t>
-      </w:r>
-      <w:r>
-        <w:t xml:space="preserve"> </w:t>
-      </w:r>
-      <w:proofErr w:type="spellStart"/>
-      <w:r>
-        <w:t>CartAdapter.kt</w:t>
-      </w:r>
-      <w:proofErr w:type="spellEnd"/>
-    </w:p>
-    <w:p>
-      <w:r>
-        <w:t xml:space="preserve">│       │   </w:t>
-      </w:r>
-      <w:r>
-        <w:rPr>
-          <w:rFonts w:ascii="Arial" w:hAnsi="Arial" w:cs="Arial"/>
-        </w:rPr>
-        <w:t>├</w:t>
-      </w:r>
-      <w:r>
-        <w:rPr>
-          <w:rFonts w:ascii="Calibri" w:hAnsi="Calibri" w:cs="Calibri"/>
-        </w:rPr>
-        <w:t>──</w:t>
-      </w:r>
-      <w:r>
-        <w:t xml:space="preserve"> </w:t>
-      </w:r>
-      <w:proofErr w:type="spellStart"/>
-      <w:r>
-        <w:t>OrderAdapter.kt</w:t>
-      </w:r>
-      <w:proofErr w:type="spellEnd"/>
-    </w:p>
-    <w:p>
-      <w:r>
-        <w:t xml:space="preserve">│       │   </w:t>
-      </w:r>
-      <w:r>
-        <w:rPr>
-          <w:rFonts w:ascii="Arial" w:hAnsi="Arial" w:cs="Arial"/>
-        </w:rPr>
-        <w:t>├</w:t>
-      </w:r>
-      <w:r>
-        <w:rPr>
-          <w:rFonts w:ascii="Calibri" w:hAnsi="Calibri" w:cs="Calibri"/>
-        </w:rPr>
-        <w:t>──</w:t>
-      </w:r>
-      <w:r>
-        <w:t xml:space="preserve"> </w:t>
-      </w:r>
-      <w:proofErr w:type="spellStart"/>
-      <w:r>
-        <w:t>OrderItemAdapter.kt</w:t>
-      </w:r>
-      <w:proofErr w:type="spellEnd"/>
-    </w:p>
-    <w:p>
-      <w:r>
-        <w:t xml:space="preserve">│       │   └── </w:t>
-      </w:r>
-      <w:proofErr w:type="spellStart"/>
-      <w:r>
-        <w:t>PrescriptionAdapter.kt</w:t>
-      </w:r>
-      <w:proofErr w:type="spellEnd"/>
-    </w:p>
-    <w:p>
-      <w:r>
-        <w:t>│       │</w:t>
-      </w:r>
-    </w:p>
-    <w:p>
-      <w:r>
-        <w:t xml:space="preserve">│       </w:t>
-      </w:r>
-      <w:r>
-        <w:rPr>
-          <w:rFonts w:ascii="Arial" w:hAnsi="Arial" w:cs="Arial"/>
-        </w:rPr>
-        <w:t>├</w:t>
-      </w:r>
-      <w:r>
-        <w:rPr>
-          <w:rFonts w:ascii="Calibri" w:hAnsi="Calibri" w:cs="Calibri"/>
-        </w:rPr>
-        <w:t>──</w:t>
-      </w:r>
-      <w:r>
-        <w:t xml:space="preserve"> login</w:t>
-      </w:r>
-    </w:p>
-    <w:p>
-      <w:r>
-        <w:t xml:space="preserve">│       │   └── </w:t>
-      </w:r>
-      <w:proofErr w:type="spellStart"/>
-      <w:r>
-        <w:t>LoginActivity.kt</w:t>
-      </w:r>
-      <w:proofErr w:type="spellEnd"/>
-    </w:p>
-    <w:p>
-      <w:r>
-        <w:t>│       │</w:t>
-      </w:r>
-    </w:p>
-    <w:p>
-      <w:r>
-        <w:t xml:space="preserve">│       </w:t>
-      </w:r>
-      <w:r>
-        <w:rPr>
-          <w:rFonts w:ascii="Arial" w:hAnsi="Arial" w:cs="Arial"/>
-        </w:rPr>
-        <w:t>├</w:t>
-      </w:r>
-      <w:r>
-        <w:rPr>
-          <w:rFonts w:ascii="Calibri" w:hAnsi="Calibri" w:cs="Calibri"/>
-        </w:rPr>
-        <w:t>──</w:t>
-      </w:r>
-      <w:r>
-        <w:t xml:space="preserve"> dashboard</w:t>
-      </w:r>
-    </w:p>
-    <w:p>
-      <w:r>
-        <w:t xml:space="preserve">│       │   └── </w:t>
-      </w:r>
-      <w:proofErr w:type="spellStart"/>
-      <w:r>
-        <w:t>CustomerDashboardActivity.kt</w:t>
-      </w:r>
-      <w:proofErr w:type="spellEnd"/>
-    </w:p>
-    <w:p>
-      <w:r>
-        <w:t>│       │</w:t>
-      </w:r>
-    </w:p>
-    <w:p>
-      <w:r>
-        <w:t xml:space="preserve">│       </w:t>
-      </w:r>
-      <w:r>
-        <w:rPr>
-          <w:rFonts w:ascii="Arial" w:hAnsi="Arial" w:cs="Arial"/>
-        </w:rPr>
-        <w:t>├</w:t>
-      </w:r>
-      <w:r>
-        <w:rPr>
-          <w:rFonts w:ascii="Calibri" w:hAnsi="Calibri" w:cs="Calibri"/>
-        </w:rPr>
-        <w:t>──</w:t>
-      </w:r>
-      <w:r>
-        <w:t xml:space="preserve"> home</w:t>
-      </w:r>
-    </w:p>
-    <w:p>
-      <w:r>
-        <w:t xml:space="preserve">│       │   └── </w:t>
-      </w:r>
-      <w:proofErr w:type="spellStart"/>
-      <w:r>
-        <w:t>HomeActivity.kt</w:t>
-      </w:r>
-      <w:proofErr w:type="spellEnd"/>
-    </w:p>
-    <w:p>
-      <w:r>
-        <w:t>│       │</w:t>
-      </w:r>
-    </w:p>
-    <w:p>
-      <w:r>
-        <w:t xml:space="preserve">│       </w:t>
-      </w:r>
-      <w:r>
-        <w:rPr>
-          <w:rFonts w:ascii="Arial" w:hAnsi="Arial" w:cs="Arial"/>
-        </w:rPr>
-        <w:t>├</w:t>
-      </w:r>
-      <w:r>
-        <w:rPr>
-          <w:rFonts w:ascii="Calibri" w:hAnsi="Calibri" w:cs="Calibri"/>
-        </w:rPr>
-        <w:t>──</w:t>
-      </w:r>
-      <w:r>
-        <w:t xml:space="preserve"> medicine</w:t>
-      </w:r>
-    </w:p>
-    <w:p>
-      <w:r>
-        <w:t xml:space="preserve">│       │   </w:t>
-      </w:r>
-      <w:r>
-        <w:rPr>
-          <w:rFonts w:ascii="Arial" w:hAnsi="Arial" w:cs="Arial"/>
-        </w:rPr>
-        <w:t>├</w:t>
-      </w:r>
-      <w:r>
-        <w:rPr>
-          <w:rFonts w:ascii="Calibri" w:hAnsi="Calibri" w:cs="Calibri"/>
-        </w:rPr>
-        <w:t>──</w:t>
-      </w:r>
-      <w:r>
-        <w:t xml:space="preserve"> </w:t>
-      </w:r>
-      <w:proofErr w:type="spellStart"/>
-      <w:r>
-        <w:t>MedicineListActivity.kt</w:t>
-      </w:r>
-      <w:proofErr w:type="spellEnd"/>
-    </w:p>
-    <w:p>
-      <w:r>
-        <w:t xml:space="preserve">│       │   └── </w:t>
-      </w:r>
-      <w:proofErr w:type="spellStart"/>
-      <w:r>
-        <w:t>MedicineDetailsActivity.kt</w:t>
-      </w:r>
-      <w:proofErr w:type="spellEnd"/>
-    </w:p>
-    <w:p>
-      <w:r>
-        <w:t>│       │</w:t>
-      </w:r>
-    </w:p>
-    <w:p>
-      <w:r>
-        <w:t xml:space="preserve">│       </w:t>
-      </w:r>
-      <w:r>
-        <w:rPr>
-          <w:rFonts w:ascii="Arial" w:hAnsi="Arial" w:cs="Arial"/>
-        </w:rPr>
-        <w:t>├</w:t>
-      </w:r>
-      <w:r>
-        <w:rPr>
-          <w:rFonts w:ascii="Calibri" w:hAnsi="Calibri" w:cs="Calibri"/>
-        </w:rPr>
-        <w:t>──</w:t>
-      </w:r>
-      <w:r>
-        <w:t xml:space="preserve"> cart</w:t>
-      </w:r>
-    </w:p>
-    <w:p>
-      <w:r>
-        <w:t xml:space="preserve">│       │   └── </w:t>
-      </w:r>
-      <w:proofErr w:type="spellStart"/>
-      <w:r>
-        <w:t>CartActivity.kt</w:t>
-      </w:r>
-      <w:proofErr w:type="spellEnd"/>
-    </w:p>
-    <w:p>
-      <w:r>
-        <w:t>│       │</w:t>
-      </w:r>
-    </w:p>
-    <w:p>
-      <w:r>
-        <w:t xml:space="preserve">│       </w:t>
-      </w:r>
-      <w:r>
-        <w:rPr>
-          <w:rFonts w:ascii="Arial" w:hAnsi="Arial" w:cs="Arial"/>
-        </w:rPr>
-        <w:t>├</w:t>
-      </w:r>
-      <w:r>
-        <w:rPr>
-          <w:rFonts w:ascii="Calibri" w:hAnsi="Calibri" w:cs="Calibri"/>
-        </w:rPr>
-        <w:t>──</w:t>
-      </w:r>
-      <w:r>
-        <w:t xml:space="preserve"> checkout</w:t>
       </w:r>
     </w:p>
     <w:p>
@@ -1361,10 +1222,947 @@
         <w:t>──</w:t>
       </w:r>
       <w:r>
+        <w:t xml:space="preserve"> cart</w:t>
+      </w:r>
+    </w:p>
+    <w:p>
+      <w:r>
+        <w:t xml:space="preserve">│       │   │   </w:t>
+      </w:r>
+      <w:r>
+        <w:rPr>
+          <w:rFonts w:ascii="Arial" w:hAnsi="Arial" w:cs="Arial"/>
+        </w:rPr>
+        <w:t>├</w:t>
+      </w:r>
+      <w:r>
+        <w:rPr>
+          <w:rFonts w:ascii="Calibri" w:hAnsi="Calibri" w:cs="Calibri"/>
+        </w:rPr>
+        <w:t>──</w:t>
+      </w:r>
+      <w:r>
         <w:t xml:space="preserve"> </w:t>
       </w:r>
       <w:proofErr w:type="spellStart"/>
       <w:r>
+        <w:t>CartItem.kt</w:t>
+      </w:r>
+      <w:proofErr w:type="spellEnd"/>
+    </w:p>
+    <w:p>
+      <w:r>
+        <w:t xml:space="preserve">│       │   │   └── </w:t>
+      </w:r>
+      <w:proofErr w:type="spellStart"/>
+      <w:r>
+        <w:t>CartResponse.kt</w:t>
+      </w:r>
+      <w:proofErr w:type="spellEnd"/>
+    </w:p>
+    <w:p>
+      <w:r>
+        <w:t>│       │   │</w:t>
+      </w:r>
+    </w:p>
+    <w:p>
+      <w:r>
+        <w:t xml:space="preserve">│       │   </w:t>
+      </w:r>
+      <w:r>
+        <w:rPr>
+          <w:rFonts w:ascii="Arial" w:hAnsi="Arial" w:cs="Arial"/>
+        </w:rPr>
+        <w:t>├</w:t>
+      </w:r>
+      <w:r>
+        <w:rPr>
+          <w:rFonts w:ascii="Calibri" w:hAnsi="Calibri" w:cs="Calibri"/>
+        </w:rPr>
+        <w:t>──</w:t>
+      </w:r>
+      <w:r>
+        <w:t xml:space="preserve"> order</w:t>
+      </w:r>
+    </w:p>
+    <w:p>
+      <w:r>
+        <w:t xml:space="preserve">│       │   │   </w:t>
+      </w:r>
+      <w:r>
+        <w:rPr>
+          <w:rFonts w:ascii="Arial" w:hAnsi="Arial" w:cs="Arial"/>
+        </w:rPr>
+        <w:t>├</w:t>
+      </w:r>
+      <w:r>
+        <w:rPr>
+          <w:rFonts w:ascii="Calibri" w:hAnsi="Calibri" w:cs="Calibri"/>
+        </w:rPr>
+        <w:t>──</w:t>
+      </w:r>
+      <w:r>
+        <w:t xml:space="preserve"> </w:t>
+      </w:r>
+      <w:proofErr w:type="spellStart"/>
+      <w:r>
+        <w:t>Order.kt</w:t>
+      </w:r>
+      <w:proofErr w:type="spellEnd"/>
+    </w:p>
+    <w:p>
+      <w:r>
+        <w:t xml:space="preserve">│       │   │   </w:t>
+      </w:r>
+      <w:r>
+        <w:rPr>
+          <w:rFonts w:ascii="Arial" w:hAnsi="Arial" w:cs="Arial"/>
+        </w:rPr>
+        <w:t>├</w:t>
+      </w:r>
+      <w:r>
+        <w:rPr>
+          <w:rFonts w:ascii="Calibri" w:hAnsi="Calibri" w:cs="Calibri"/>
+        </w:rPr>
+        <w:t>──</w:t>
+      </w:r>
+      <w:r>
+        <w:t xml:space="preserve"> </w:t>
+      </w:r>
+      <w:proofErr w:type="spellStart"/>
+      <w:r>
+        <w:t>OrderItem.kt</w:t>
+      </w:r>
+      <w:proofErr w:type="spellEnd"/>
+    </w:p>
+    <w:p>
+      <w:r>
+        <w:t xml:space="preserve">│       │   │   </w:t>
+      </w:r>
+      <w:r>
+        <w:rPr>
+          <w:rFonts w:ascii="Arial" w:hAnsi="Arial" w:cs="Arial"/>
+        </w:rPr>
+        <w:t>├</w:t>
+      </w:r>
+      <w:r>
+        <w:rPr>
+          <w:rFonts w:ascii="Calibri" w:hAnsi="Calibri" w:cs="Calibri"/>
+        </w:rPr>
+        <w:t>──</w:t>
+      </w:r>
+      <w:r>
+        <w:t xml:space="preserve"> </w:t>
+      </w:r>
+      <w:proofErr w:type="spellStart"/>
+      <w:r>
+        <w:t>OrderRequest.kt</w:t>
+      </w:r>
+      <w:proofErr w:type="spellEnd"/>
+    </w:p>
+    <w:p>
+      <w:r>
+        <w:t xml:space="preserve">│       │   │   └── </w:t>
+      </w:r>
+      <w:proofErr w:type="spellStart"/>
+      <w:r>
+        <w:t>OrderResponse.kt</w:t>
+      </w:r>
+      <w:proofErr w:type="spellEnd"/>
+    </w:p>
+    <w:p>
+      <w:r>
+        <w:t>│       │   │</w:t>
+      </w:r>
+    </w:p>
+    <w:p>
+      <w:r>
+        <w:t xml:space="preserve">│       │   </w:t>
+      </w:r>
+      <w:r>
+        <w:rPr>
+          <w:rFonts w:ascii="Arial" w:hAnsi="Arial" w:cs="Arial"/>
+        </w:rPr>
+        <w:t>├</w:t>
+      </w:r>
+      <w:r>
+        <w:rPr>
+          <w:rFonts w:ascii="Calibri" w:hAnsi="Calibri" w:cs="Calibri"/>
+        </w:rPr>
+        <w:t>──</w:t>
+      </w:r>
+      <w:r>
+        <w:t xml:space="preserve"> prescription</w:t>
+      </w:r>
+    </w:p>
+    <w:p>
+      <w:r>
+        <w:t xml:space="preserve">│       │   │   </w:t>
+      </w:r>
+      <w:r>
+        <w:rPr>
+          <w:rFonts w:ascii="Arial" w:hAnsi="Arial" w:cs="Arial"/>
+        </w:rPr>
+        <w:t>├</w:t>
+      </w:r>
+      <w:r>
+        <w:rPr>
+          <w:rFonts w:ascii="Calibri" w:hAnsi="Calibri" w:cs="Calibri"/>
+        </w:rPr>
+        <w:t>──</w:t>
+      </w:r>
+      <w:r>
+        <w:t xml:space="preserve"> </w:t>
+      </w:r>
+      <w:proofErr w:type="spellStart"/>
+      <w:r>
+        <w:t>Prescription.kt</w:t>
+      </w:r>
+      <w:proofErr w:type="spellEnd"/>
+    </w:p>
+    <w:p>
+      <w:r>
+        <w:t xml:space="preserve">│       │   │   └── </w:t>
+      </w:r>
+      <w:proofErr w:type="spellStart"/>
+      <w:r>
+        <w:t>PrescriptionUploadRequest.kt</w:t>
+      </w:r>
+      <w:proofErr w:type="spellEnd"/>
+    </w:p>
+    <w:p>
+      <w:r>
+        <w:t>│       │   │</w:t>
+      </w:r>
+    </w:p>
+    <w:p>
+      <w:r>
+        <w:t xml:space="preserve">│       │   </w:t>
+      </w:r>
+      <w:r>
+        <w:rPr>
+          <w:rFonts w:ascii="Arial" w:hAnsi="Arial" w:cs="Arial"/>
+        </w:rPr>
+        <w:t>├</w:t>
+      </w:r>
+      <w:r>
+        <w:rPr>
+          <w:rFonts w:ascii="Calibri" w:hAnsi="Calibri" w:cs="Calibri"/>
+        </w:rPr>
+        <w:t>──</w:t>
+      </w:r>
+      <w:r>
+        <w:t xml:space="preserve"> customer</w:t>
+      </w:r>
+    </w:p>
+    <w:p>
+      <w:r>
+        <w:t xml:space="preserve">│       │   │   </w:t>
+      </w:r>
+      <w:r>
+        <w:rPr>
+          <w:rFonts w:ascii="Arial" w:hAnsi="Arial" w:cs="Arial"/>
+        </w:rPr>
+        <w:t>├</w:t>
+      </w:r>
+      <w:r>
+        <w:rPr>
+          <w:rFonts w:ascii="Calibri" w:hAnsi="Calibri" w:cs="Calibri"/>
+        </w:rPr>
+        <w:t>──</w:t>
+      </w:r>
+      <w:r>
+        <w:t xml:space="preserve"> </w:t>
+      </w:r>
+      <w:proofErr w:type="spellStart"/>
+      <w:r>
+        <w:t>Customer.kt</w:t>
+      </w:r>
+      <w:proofErr w:type="spellEnd"/>
+    </w:p>
+    <w:p>
+      <w:r>
+        <w:t xml:space="preserve">│       │   │   </w:t>
+      </w:r>
+      <w:r>
+        <w:rPr>
+          <w:rFonts w:ascii="Arial" w:hAnsi="Arial" w:cs="Arial"/>
+        </w:rPr>
+        <w:t>├</w:t>
+      </w:r>
+      <w:r>
+        <w:rPr>
+          <w:rFonts w:ascii="Calibri" w:hAnsi="Calibri" w:cs="Calibri"/>
+        </w:rPr>
+        <w:t>──</w:t>
+      </w:r>
+      <w:r>
+        <w:t xml:space="preserve"> </w:t>
+      </w:r>
+      <w:proofErr w:type="spellStart"/>
+      <w:r>
+        <w:t>Address.kt</w:t>
+      </w:r>
+      <w:proofErr w:type="spellEnd"/>
+    </w:p>
+    <w:p>
+      <w:r>
+        <w:t xml:space="preserve">│       │   │   └── </w:t>
+      </w:r>
+      <w:proofErr w:type="spellStart"/>
+      <w:r>
+        <w:t>ProfileUpdateRequest.kt</w:t>
+      </w:r>
+      <w:proofErr w:type="spellEnd"/>
+    </w:p>
+    <w:p>
+      <w:r>
+        <w:t>│       │   │</w:t>
+      </w:r>
+    </w:p>
+    <w:p>
+      <w:r>
+        <w:t>│       │   └── common</w:t>
+      </w:r>
+    </w:p>
+    <w:p>
+      <w:r>
+        <w:t xml:space="preserve">│       │       </w:t>
+      </w:r>
+      <w:r>
+        <w:rPr>
+          <w:rFonts w:ascii="Arial" w:hAnsi="Arial" w:cs="Arial"/>
+        </w:rPr>
+        <w:t>├</w:t>
+      </w:r>
+      <w:r>
+        <w:rPr>
+          <w:rFonts w:ascii="Calibri" w:hAnsi="Calibri" w:cs="Calibri"/>
+        </w:rPr>
+        <w:t>──</w:t>
+      </w:r>
+      <w:r>
+        <w:t xml:space="preserve"> </w:t>
+      </w:r>
+      <w:proofErr w:type="spellStart"/>
+      <w:r>
+        <w:t>ApiResponse.kt</w:t>
+      </w:r>
+      <w:proofErr w:type="spellEnd"/>
+    </w:p>
+    <w:p>
+      <w:r>
+        <w:t xml:space="preserve">│       │       └── </w:t>
+      </w:r>
+      <w:proofErr w:type="spellStart"/>
+      <w:r>
+        <w:t>ErrorResponse.kt</w:t>
+      </w:r>
+      <w:proofErr w:type="spellEnd"/>
+    </w:p>
+    <w:p>
+      <w:r>
+        <w:t>│       │</w:t>
+      </w:r>
+    </w:p>
+    <w:p>
+      <w:r>
+        <w:t xml:space="preserve">│       </w:t>
+      </w:r>
+      <w:r>
+        <w:rPr>
+          <w:rFonts w:ascii="Arial" w:hAnsi="Arial" w:cs="Arial"/>
+        </w:rPr>
+        <w:t>├</w:t>
+      </w:r>
+      <w:r>
+        <w:rPr>
+          <w:rFonts w:ascii="Calibri" w:hAnsi="Calibri" w:cs="Calibri"/>
+        </w:rPr>
+        <w:t>──</w:t>
+      </w:r>
+      <w:r>
+        <w:t xml:space="preserve"> repository</w:t>
+      </w:r>
+    </w:p>
+    <w:p>
+      <w:r>
+        <w:t xml:space="preserve">│       │   </w:t>
+      </w:r>
+      <w:r>
+        <w:rPr>
+          <w:rFonts w:ascii="Arial" w:hAnsi="Arial" w:cs="Arial"/>
+        </w:rPr>
+        <w:t>├</w:t>
+      </w:r>
+      <w:r>
+        <w:rPr>
+          <w:rFonts w:ascii="Calibri" w:hAnsi="Calibri" w:cs="Calibri"/>
+        </w:rPr>
+        <w:t>──</w:t>
+      </w:r>
+      <w:r>
+        <w:t xml:space="preserve"> </w:t>
+      </w:r>
+      <w:proofErr w:type="spellStart"/>
+      <w:r>
+        <w:t>AuthRepository.kt</w:t>
+      </w:r>
+      <w:proofErr w:type="spellEnd"/>
+    </w:p>
+    <w:p>
+      <w:r>
+        <w:t xml:space="preserve">│       │   </w:t>
+      </w:r>
+      <w:r>
+        <w:rPr>
+          <w:rFonts w:ascii="Arial" w:hAnsi="Arial" w:cs="Arial"/>
+        </w:rPr>
+        <w:t>├</w:t>
+      </w:r>
+      <w:r>
+        <w:rPr>
+          <w:rFonts w:ascii="Calibri" w:hAnsi="Calibri" w:cs="Calibri"/>
+        </w:rPr>
+        <w:t>──</w:t>
+      </w:r>
+      <w:r>
+        <w:t xml:space="preserve"> </w:t>
+      </w:r>
+      <w:proofErr w:type="spellStart"/>
+      <w:r>
+        <w:t>MedicineRepository.kt</w:t>
+      </w:r>
+      <w:proofErr w:type="spellEnd"/>
+    </w:p>
+    <w:p>
+      <w:r>
+        <w:t xml:space="preserve">│       │   </w:t>
+      </w:r>
+      <w:r>
+        <w:rPr>
+          <w:rFonts w:ascii="Arial" w:hAnsi="Arial" w:cs="Arial"/>
+        </w:rPr>
+        <w:t>├</w:t>
+      </w:r>
+      <w:r>
+        <w:rPr>
+          <w:rFonts w:ascii="Calibri" w:hAnsi="Calibri" w:cs="Calibri"/>
+        </w:rPr>
+        <w:t>──</w:t>
+      </w:r>
+      <w:r>
+        <w:t xml:space="preserve"> </w:t>
+      </w:r>
+      <w:proofErr w:type="spellStart"/>
+      <w:r>
+        <w:t>CartRepository.kt</w:t>
+      </w:r>
+      <w:proofErr w:type="spellEnd"/>
+    </w:p>
+    <w:p>
+      <w:r>
+        <w:t xml:space="preserve">│       │   </w:t>
+      </w:r>
+      <w:r>
+        <w:rPr>
+          <w:rFonts w:ascii="Arial" w:hAnsi="Arial" w:cs="Arial"/>
+        </w:rPr>
+        <w:t>├</w:t>
+      </w:r>
+      <w:r>
+        <w:rPr>
+          <w:rFonts w:ascii="Calibri" w:hAnsi="Calibri" w:cs="Calibri"/>
+        </w:rPr>
+        <w:t>──</w:t>
+      </w:r>
+      <w:r>
+        <w:t xml:space="preserve"> </w:t>
+      </w:r>
+      <w:proofErr w:type="spellStart"/>
+      <w:r>
+        <w:t>OrderRepository.kt</w:t>
+      </w:r>
+      <w:proofErr w:type="spellEnd"/>
+    </w:p>
+    <w:p>
+      <w:r>
+        <w:t xml:space="preserve">│       │   </w:t>
+      </w:r>
+      <w:r>
+        <w:rPr>
+          <w:rFonts w:ascii="Arial" w:hAnsi="Arial" w:cs="Arial"/>
+        </w:rPr>
+        <w:t>├</w:t>
+      </w:r>
+      <w:r>
+        <w:rPr>
+          <w:rFonts w:ascii="Calibri" w:hAnsi="Calibri" w:cs="Calibri"/>
+        </w:rPr>
+        <w:t>──</w:t>
+      </w:r>
+      <w:r>
+        <w:t xml:space="preserve"> </w:t>
+      </w:r>
+      <w:proofErr w:type="spellStart"/>
+      <w:r>
+        <w:t>PrescriptionRepository.kt</w:t>
+      </w:r>
+      <w:proofErr w:type="spellEnd"/>
+    </w:p>
+    <w:p>
+      <w:r>
+        <w:lastRenderedPageBreak/>
+        <w:t xml:space="preserve">│       │   └── </w:t>
+      </w:r>
+      <w:proofErr w:type="spellStart"/>
+      <w:r>
+        <w:t>CustomerRepository.kt</w:t>
+      </w:r>
+      <w:proofErr w:type="spellEnd"/>
+    </w:p>
+    <w:p>
+      <w:r>
+        <w:t>│       │</w:t>
+      </w:r>
+    </w:p>
+    <w:p>
+      <w:r>
+        <w:t xml:space="preserve">│       </w:t>
+      </w:r>
+      <w:r>
+        <w:rPr>
+          <w:rFonts w:ascii="Arial" w:hAnsi="Arial" w:cs="Arial"/>
+        </w:rPr>
+        <w:t>├</w:t>
+      </w:r>
+      <w:r>
+        <w:rPr>
+          <w:rFonts w:ascii="Calibri" w:hAnsi="Calibri" w:cs="Calibri"/>
+        </w:rPr>
+        <w:t>──</w:t>
+      </w:r>
+      <w:r>
+        <w:t xml:space="preserve"> session</w:t>
+      </w:r>
+    </w:p>
+    <w:p>
+      <w:r>
+        <w:t xml:space="preserve">│       │   └── </w:t>
+      </w:r>
+      <w:proofErr w:type="spellStart"/>
+      <w:r>
+        <w:t>SessionManager.kt</w:t>
+      </w:r>
+      <w:proofErr w:type="spellEnd"/>
+    </w:p>
+    <w:p>
+      <w:r>
+        <w:t>│       │</w:t>
+      </w:r>
+    </w:p>
+    <w:p>
+      <w:r>
+        <w:t xml:space="preserve">│       </w:t>
+      </w:r>
+      <w:r>
+        <w:rPr>
+          <w:rFonts w:ascii="Arial" w:hAnsi="Arial" w:cs="Arial"/>
+        </w:rPr>
+        <w:t>├</w:t>
+      </w:r>
+      <w:r>
+        <w:rPr>
+          <w:rFonts w:ascii="Calibri" w:hAnsi="Calibri" w:cs="Calibri"/>
+        </w:rPr>
+        <w:t>──</w:t>
+      </w:r>
+      <w:r>
+        <w:t xml:space="preserve"> adapter</w:t>
+      </w:r>
+    </w:p>
+    <w:p>
+      <w:r>
+        <w:t xml:space="preserve">│       │   </w:t>
+      </w:r>
+      <w:r>
+        <w:rPr>
+          <w:rFonts w:ascii="Arial" w:hAnsi="Arial" w:cs="Arial"/>
+        </w:rPr>
+        <w:t>├</w:t>
+      </w:r>
+      <w:r>
+        <w:rPr>
+          <w:rFonts w:ascii="Calibri" w:hAnsi="Calibri" w:cs="Calibri"/>
+        </w:rPr>
+        <w:t>──</w:t>
+      </w:r>
+      <w:r>
+        <w:t xml:space="preserve"> </w:t>
+      </w:r>
+      <w:proofErr w:type="spellStart"/>
+      <w:r>
+        <w:t>MedicineAdapter.kt</w:t>
+      </w:r>
+      <w:proofErr w:type="spellEnd"/>
+    </w:p>
+    <w:p>
+      <w:r>
+        <w:t xml:space="preserve">│       │   </w:t>
+      </w:r>
+      <w:r>
+        <w:rPr>
+          <w:rFonts w:ascii="Arial" w:hAnsi="Arial" w:cs="Arial"/>
+        </w:rPr>
+        <w:t>├</w:t>
+      </w:r>
+      <w:r>
+        <w:rPr>
+          <w:rFonts w:ascii="Calibri" w:hAnsi="Calibri" w:cs="Calibri"/>
+        </w:rPr>
+        <w:t>──</w:t>
+      </w:r>
+      <w:r>
+        <w:t xml:space="preserve"> </w:t>
+      </w:r>
+      <w:proofErr w:type="spellStart"/>
+      <w:r>
+        <w:t>CategoryAdapter.kt</w:t>
+      </w:r>
+      <w:proofErr w:type="spellEnd"/>
+    </w:p>
+    <w:p>
+      <w:r>
+        <w:t xml:space="preserve">│       │   </w:t>
+      </w:r>
+      <w:r>
+        <w:rPr>
+          <w:rFonts w:ascii="Arial" w:hAnsi="Arial" w:cs="Arial"/>
+        </w:rPr>
+        <w:t>├</w:t>
+      </w:r>
+      <w:r>
+        <w:rPr>
+          <w:rFonts w:ascii="Calibri" w:hAnsi="Calibri" w:cs="Calibri"/>
+        </w:rPr>
+        <w:t>──</w:t>
+      </w:r>
+      <w:r>
+        <w:t xml:space="preserve"> </w:t>
+      </w:r>
+      <w:proofErr w:type="spellStart"/>
+      <w:r>
+        <w:t>CartAdapter.kt</w:t>
+      </w:r>
+      <w:proofErr w:type="spellEnd"/>
+    </w:p>
+    <w:p>
+      <w:r>
+        <w:t xml:space="preserve">│       │   </w:t>
+      </w:r>
+      <w:r>
+        <w:rPr>
+          <w:rFonts w:ascii="Arial" w:hAnsi="Arial" w:cs="Arial"/>
+        </w:rPr>
+        <w:t>├</w:t>
+      </w:r>
+      <w:r>
+        <w:rPr>
+          <w:rFonts w:ascii="Calibri" w:hAnsi="Calibri" w:cs="Calibri"/>
+        </w:rPr>
+        <w:t>──</w:t>
+      </w:r>
+      <w:r>
+        <w:t xml:space="preserve"> </w:t>
+      </w:r>
+      <w:proofErr w:type="spellStart"/>
+      <w:r>
+        <w:t>OrderAdapter.kt</w:t>
+      </w:r>
+      <w:proofErr w:type="spellEnd"/>
+    </w:p>
+    <w:p>
+      <w:r>
+        <w:t xml:space="preserve">│       │   </w:t>
+      </w:r>
+      <w:r>
+        <w:rPr>
+          <w:rFonts w:ascii="Arial" w:hAnsi="Arial" w:cs="Arial"/>
+        </w:rPr>
+        <w:t>├</w:t>
+      </w:r>
+      <w:r>
+        <w:rPr>
+          <w:rFonts w:ascii="Calibri" w:hAnsi="Calibri" w:cs="Calibri"/>
+        </w:rPr>
+        <w:t>──</w:t>
+      </w:r>
+      <w:r>
+        <w:t xml:space="preserve"> </w:t>
+      </w:r>
+      <w:proofErr w:type="spellStart"/>
+      <w:r>
+        <w:t>OrderItemAdapter.kt</w:t>
+      </w:r>
+      <w:proofErr w:type="spellEnd"/>
+    </w:p>
+    <w:p>
+      <w:r>
+        <w:t xml:space="preserve">│       │   └── </w:t>
+      </w:r>
+      <w:proofErr w:type="spellStart"/>
+      <w:r>
+        <w:t>PrescriptionAdapter.kt</w:t>
+      </w:r>
+      <w:proofErr w:type="spellEnd"/>
+    </w:p>
+    <w:p>
+      <w:r>
+        <w:t>│       │</w:t>
+      </w:r>
+    </w:p>
+    <w:p>
+      <w:r>
+        <w:t xml:space="preserve">│       </w:t>
+      </w:r>
+      <w:r>
+        <w:rPr>
+          <w:rFonts w:ascii="Arial" w:hAnsi="Arial" w:cs="Arial"/>
+        </w:rPr>
+        <w:t>├</w:t>
+      </w:r>
+      <w:r>
+        <w:rPr>
+          <w:rFonts w:ascii="Calibri" w:hAnsi="Calibri" w:cs="Calibri"/>
+        </w:rPr>
+        <w:t>──</w:t>
+      </w:r>
+      <w:r>
+        <w:t xml:space="preserve"> login</w:t>
+      </w:r>
+    </w:p>
+    <w:p>
+      <w:r>
+        <w:t xml:space="preserve">│       │   └── </w:t>
+      </w:r>
+      <w:proofErr w:type="spellStart"/>
+      <w:r>
+        <w:t>LoginActivity.kt</w:t>
+      </w:r>
+      <w:proofErr w:type="spellEnd"/>
+    </w:p>
+    <w:p>
+      <w:r>
+        <w:t>│       │</w:t>
+      </w:r>
+    </w:p>
+    <w:p>
+      <w:r>
+        <w:t xml:space="preserve">│       </w:t>
+      </w:r>
+      <w:r>
+        <w:rPr>
+          <w:rFonts w:ascii="Arial" w:hAnsi="Arial" w:cs="Arial"/>
+        </w:rPr>
+        <w:t>├</w:t>
+      </w:r>
+      <w:r>
+        <w:rPr>
+          <w:rFonts w:ascii="Calibri" w:hAnsi="Calibri" w:cs="Calibri"/>
+        </w:rPr>
+        <w:t>──</w:t>
+      </w:r>
+      <w:r>
+        <w:t xml:space="preserve"> dashboard</w:t>
+      </w:r>
+    </w:p>
+    <w:p>
+      <w:r>
+        <w:t xml:space="preserve">│       │   └── </w:t>
+      </w:r>
+      <w:proofErr w:type="spellStart"/>
+      <w:r>
+        <w:t>CustomerDashboardActivity.kt</w:t>
+      </w:r>
+      <w:proofErr w:type="spellEnd"/>
+    </w:p>
+    <w:p>
+      <w:r>
+        <w:t>│       │</w:t>
+      </w:r>
+    </w:p>
+    <w:p>
+      <w:r>
+        <w:t xml:space="preserve">│       </w:t>
+      </w:r>
+      <w:r>
+        <w:rPr>
+          <w:rFonts w:ascii="Arial" w:hAnsi="Arial" w:cs="Arial"/>
+        </w:rPr>
+        <w:t>├</w:t>
+      </w:r>
+      <w:r>
+        <w:rPr>
+          <w:rFonts w:ascii="Calibri" w:hAnsi="Calibri" w:cs="Calibri"/>
+        </w:rPr>
+        <w:t>──</w:t>
+      </w:r>
+      <w:r>
+        <w:t xml:space="preserve"> home</w:t>
+      </w:r>
+    </w:p>
+    <w:p>
+      <w:r>
+        <w:t xml:space="preserve">│       │   └── </w:t>
+      </w:r>
+      <w:proofErr w:type="spellStart"/>
+      <w:r>
+        <w:t>HomeActivity.kt</w:t>
+      </w:r>
+      <w:proofErr w:type="spellEnd"/>
+    </w:p>
+    <w:p>
+      <w:r>
+        <w:t>│       │</w:t>
+      </w:r>
+    </w:p>
+    <w:p>
+      <w:r>
+        <w:t xml:space="preserve">│       </w:t>
+      </w:r>
+      <w:r>
+        <w:rPr>
+          <w:rFonts w:ascii="Arial" w:hAnsi="Arial" w:cs="Arial"/>
+        </w:rPr>
+        <w:t>├</w:t>
+      </w:r>
+      <w:r>
+        <w:rPr>
+          <w:rFonts w:ascii="Calibri" w:hAnsi="Calibri" w:cs="Calibri"/>
+        </w:rPr>
+        <w:t>──</w:t>
+      </w:r>
+      <w:r>
+        <w:t xml:space="preserve"> medicine</w:t>
+      </w:r>
+    </w:p>
+    <w:p>
+      <w:r>
+        <w:t xml:space="preserve">│       │   </w:t>
+      </w:r>
+      <w:r>
+        <w:rPr>
+          <w:rFonts w:ascii="Arial" w:hAnsi="Arial" w:cs="Arial"/>
+        </w:rPr>
+        <w:t>├</w:t>
+      </w:r>
+      <w:r>
+        <w:rPr>
+          <w:rFonts w:ascii="Calibri" w:hAnsi="Calibri" w:cs="Calibri"/>
+        </w:rPr>
+        <w:t>──</w:t>
+      </w:r>
+      <w:r>
+        <w:t xml:space="preserve"> </w:t>
+      </w:r>
+      <w:proofErr w:type="spellStart"/>
+      <w:r>
+        <w:t>MedicineListActivity.kt</w:t>
+      </w:r>
+      <w:proofErr w:type="spellEnd"/>
+    </w:p>
+    <w:p>
+      <w:r>
+        <w:t xml:space="preserve">│       │   └── </w:t>
+      </w:r>
+      <w:proofErr w:type="spellStart"/>
+      <w:r>
+        <w:t>MedicineDetailsActivity.kt</w:t>
+      </w:r>
+      <w:proofErr w:type="spellEnd"/>
+    </w:p>
+    <w:p>
+      <w:r>
+        <w:t>│       │</w:t>
+      </w:r>
+    </w:p>
+    <w:p>
+      <w:r>
+        <w:t xml:space="preserve">│       </w:t>
+      </w:r>
+      <w:r>
+        <w:rPr>
+          <w:rFonts w:ascii="Arial" w:hAnsi="Arial" w:cs="Arial"/>
+        </w:rPr>
+        <w:t>├</w:t>
+      </w:r>
+      <w:r>
+        <w:rPr>
+          <w:rFonts w:ascii="Calibri" w:hAnsi="Calibri" w:cs="Calibri"/>
+        </w:rPr>
+        <w:t>──</w:t>
+      </w:r>
+      <w:r>
+        <w:t xml:space="preserve"> cart</w:t>
+      </w:r>
+    </w:p>
+    <w:p>
+      <w:r>
+        <w:t xml:space="preserve">│       │   └── </w:t>
+      </w:r>
+      <w:proofErr w:type="spellStart"/>
+      <w:r>
+        <w:t>CartActivity.kt</w:t>
+      </w:r>
+      <w:proofErr w:type="spellEnd"/>
+    </w:p>
+    <w:p>
+      <w:r>
+        <w:t>│       │</w:t>
+      </w:r>
+    </w:p>
+    <w:p>
+      <w:r>
+        <w:lastRenderedPageBreak/>
+        <w:t xml:space="preserve">│       </w:t>
+      </w:r>
+      <w:r>
+        <w:rPr>
+          <w:rFonts w:ascii="Arial" w:hAnsi="Arial" w:cs="Arial"/>
+        </w:rPr>
+        <w:t>├</w:t>
+      </w:r>
+      <w:r>
+        <w:rPr>
+          <w:rFonts w:ascii="Calibri" w:hAnsi="Calibri" w:cs="Calibri"/>
+        </w:rPr>
+        <w:t>──</w:t>
+      </w:r>
+      <w:r>
+        <w:t xml:space="preserve"> checkout</w:t>
+      </w:r>
+    </w:p>
+    <w:p>
+      <w:r>
+        <w:t xml:space="preserve">│       │   </w:t>
+      </w:r>
+      <w:r>
+        <w:rPr>
+          <w:rFonts w:ascii="Arial" w:hAnsi="Arial" w:cs="Arial"/>
+        </w:rPr>
+        <w:t>├</w:t>
+      </w:r>
+      <w:r>
+        <w:rPr>
+          <w:rFonts w:ascii="Calibri" w:hAnsi="Calibri" w:cs="Calibri"/>
+        </w:rPr>
+        <w:t>──</w:t>
+      </w:r>
+      <w:r>
+        <w:t xml:space="preserve"> </w:t>
+      </w:r>
+      <w:proofErr w:type="spellStart"/>
+      <w:r>
         <w:t>CheckoutActivity.kt</w:t>
       </w:r>
       <w:proofErr w:type="spellEnd"/>
@@ -1772,26 +2570,6 @@
       </w:r>
       <w:r>
         <w:t xml:space="preserve"> layout</w:t>
-      </w:r>
-    </w:p>
-    <w:p>
-      <w:r>
-        <w:t xml:space="preserve">    │   </w:t>
-      </w:r>
-      <w:r>
-        <w:rPr>
-          <w:rFonts w:ascii="Arial" w:hAnsi="Arial" w:cs="Arial"/>
-        </w:rPr>
-        <w:t>├</w:t>
-      </w:r>
-      <w:r>
-        <w:rPr>
-          <w:rFonts w:ascii="Calibri" w:hAnsi="Calibri" w:cs="Calibri"/>
-        </w:rPr>
-        <w:t>──</w:t>
-      </w:r>
-      <w:r>
-        <w:t xml:space="preserve"> activity_login.xml</w:t>
       </w:r>
     </w:p>
     <w:p>
@@ -1812,6 +2590,26 @@
         <w:t>──</w:t>
       </w:r>
       <w:r>
+        <w:t xml:space="preserve"> activity_login.xml</w:t>
+      </w:r>
+    </w:p>
+    <w:p>
+      <w:r>
+        <w:t xml:space="preserve">    │   </w:t>
+      </w:r>
+      <w:r>
+        <w:rPr>
+          <w:rFonts w:ascii="Arial" w:hAnsi="Arial" w:cs="Arial"/>
+        </w:rPr>
+        <w:t>├</w:t>
+      </w:r>
+      <w:r>
+        <w:rPr>
+          <w:rFonts w:ascii="Calibri" w:hAnsi="Calibri" w:cs="Calibri"/>
+        </w:rPr>
+        <w:t>──</w:t>
+      </w:r>
+      <w:r>
         <w:t xml:space="preserve"> activity_customer_dashboard.xml</w:t>
       </w:r>
     </w:p>
@@ -2147,13 +2945,8 @@
         <w:t>──</w:t>
       </w:r>
       <w:r>
-        <w:t xml:space="preserve"> </w:t>
-      </w:r>
-      <w:proofErr w:type="spellStart"/>
-      <w:r>
-        <w:t>drawable</w:t>
-      </w:r>
-      <w:proofErr w:type="spellEnd"/>
+        <w:t xml:space="preserve"> drawable</w:t>
+      </w:r>
     </w:p>
     <w:p>
       <w:r>
@@ -2197,13 +2990,8 @@
         <w:t>──</w:t>
       </w:r>
       <w:r>
-        <w:t xml:space="preserve"> </w:t>
-      </w:r>
-      <w:proofErr w:type="spellStart"/>
-      <w:r>
-        <w:t>mipmap</w:t>
-      </w:r>
-      <w:proofErr w:type="spellEnd"/>
+        <w:t xml:space="preserve"> mipmap</w:t>
+      </w:r>
     </w:p>
     <w:p>
       <w:r>
@@ -2292,12 +3080,12 @@
     </w:p>
     <w:p>
       <w:r>
+        <w:lastRenderedPageBreak/>
         <w:t xml:space="preserve">    │   └── dimens.xml</w:t>
       </w:r>
     </w:p>
     <w:p>
       <w:r>
-        <w:lastRenderedPageBreak/>
         <w:t xml:space="preserve">    │</w:t>
       </w:r>
     </w:p>
@@ -3660,6 +4448,7 @@
           <w:sz w:val="20"/>
           <w:szCs w:val="20"/>
         </w:rPr>
+        <w:lastRenderedPageBreak/>
         <w:t xml:space="preserve">                                 ▼</w:t>
       </w:r>
     </w:p>
@@ -3732,7 +4521,6 @@
           <w:sz w:val="20"/>
           <w:szCs w:val="20"/>
         </w:rPr>
-        <w:lastRenderedPageBreak/>
         <w:t xml:space="preserve">                                 │</w:t>
       </w:r>
     </w:p>
@@ -4365,8 +5153,6 @@
         </w:rPr>
         <w:t>│                                     │</w:t>
       </w:r>
-      <w:bookmarkStart w:id="0" w:name="_GoBack"/>
-      <w:bookmarkEnd w:id="0"/>
     </w:p>
     <w:p>
       <w:pPr>
@@ -4526,7 +5312,7 @@
 </file>
 
 <file path=word/styles.xml><?xml version="1.0" encoding="utf-8"?>
-<w:styles xmlns:mc="http://schemas.openxmlformats.org/markup-compatibility/2006" xmlns:r="http://schemas.openxmlformats.org/officeDocument/2006/relationships" xmlns:w="http://schemas.openxmlformats.org/wordprocessingml/2006/main" xmlns:w14="http://schemas.microsoft.com/office/word/2010/wordml" xmlns:w15="http://schemas.microsoft.com/office/word/2012/wordml" xmlns:w16se="http://schemas.microsoft.com/office/word/2015/wordml/symex" mc:Ignorable="w14 w15 w16se">
+<w:styles xmlns:mc="http://schemas.openxmlformats.org/markup-compatibility/2006" xmlns:r="http://schemas.openxmlformats.org/officeDocument/2006/relationships" xmlns:w="http://schemas.openxmlformats.org/wordprocessingml/2006/main" xmlns:w14="http://schemas.microsoft.com/office/word/2010/wordml" xmlns:w15="http://schemas.microsoft.com/office/word/2012/wordml" xmlns:w16cex="http://schemas.microsoft.com/office/word/2018/wordml/cex" xmlns:w16cid="http://schemas.microsoft.com/office/word/2016/wordml/cid" xmlns:w16="http://schemas.microsoft.com/office/word/2018/wordml" xmlns:w16du="http://schemas.microsoft.com/office/word/2023/wordml/word16du" xmlns:w16sdtdh="http://schemas.microsoft.com/office/word/2020/wordml/sdtdatahash" xmlns:w16sdtfl="http://schemas.microsoft.com/office/word/2024/wordml/sdtformatlock" xmlns:w16se="http://schemas.microsoft.com/office/word/2015/wordml/symex" mc:Ignorable="w14 w15 w16se w16cid w16 w16cex w16sdtdh w16sdtfl w16du">
   <w:docDefaults>
     <w:rPrDefault>
       <w:rPr>
@@ -4542,7 +5328,7 @@
       </w:pPr>
     </w:pPrDefault>
   </w:docDefaults>
-  <w:latentStyles w:defLockedState="0" w:defUIPriority="99" w:defSemiHidden="0" w:defUnhideWhenUsed="0" w:defQFormat="0" w:count="371">
+  <w:latentStyles w:defLockedState="0" w:defUIPriority="99" w:defSemiHidden="0" w:defUnhideWhenUsed="0" w:defQFormat="0" w:count="376">
     <w:lsdException w:name="Normal" w:uiPriority="0" w:qFormat="1"/>
     <w:lsdException w:name="heading 1" w:uiPriority="9" w:qFormat="1"/>
     <w:lsdException w:name="heading 2" w:semiHidden="1" w:uiPriority="9" w:unhideWhenUsed="1" w:qFormat="1"/>
@@ -4914,6 +5700,11 @@
     <w:lsdException w:name="List Table 5 Dark Accent 6" w:uiPriority="50"/>
     <w:lsdException w:name="List Table 6 Colorful Accent 6" w:uiPriority="51"/>
     <w:lsdException w:name="List Table 7 Colorful Accent 6" w:uiPriority="52"/>
+    <w:lsdException w:name="Mention" w:semiHidden="1" w:unhideWhenUsed="1"/>
+    <w:lsdException w:name="Smart Hyperlink" w:semiHidden="1" w:unhideWhenUsed="1"/>
+    <w:lsdException w:name="Hashtag" w:semiHidden="1" w:unhideWhenUsed="1"/>
+    <w:lsdException w:name="Unresolved Mention" w:semiHidden="1" w:unhideWhenUsed="1"/>
+    <w:lsdException w:name="Smart Link" w:semiHidden="1" w:unhideWhenUsed="1"/>
   </w:latentStyles>
   <w:style w:type="paragraph" w:default="1" w:styleId="Normal">
     <w:name w:val="Normal"/>
